--- a/docs/ユーザーテスト_チェックリスト_v2.4.docx
+++ b/docs/ユーザーテスト_チェックリスト_v2.4.docx
@@ -1528,6 +1528,86 @@
         <w:tc>
           <w:tcPr>
             <w:tcW w:type="dxa" w:w="1800"/>
+            <w:tcMar>
+              <w:top w:type="dxa" w:w="80"/>
+              <w:left w:type="dxa" w:w="110"/>
+              <w:bottom w:type="dxa" w:w="80"/>
+              <w:right w:type="dxa" w:w="110"/>
+            </w:tcMar>
+          </w:tcPr>
+          <w:p>
+            <w:pPr>
+              <w:spacing w:after="0"/>
+            </w:pPr>
+            <w:r>
+              <w:rPr>
+                <w:b w:val="false"/>
+                <w:bCs w:val="false"/>
+                <w:sz w:val="19"/>
+                <w:szCs w:val="19"/>
+              </w:rPr>
+              <w:t xml:space="preserve">20分</w:t>
+            </w:r>
+          </w:p>
+        </w:tc>
+      </w:tr>
+      <w:tr>
+        <w:tc>
+          <w:tcPr>
+            <w:tcW w:type="dxa" w:w="1200"/>
+            <w:shd w:fill="F5F7FA" w:val="clear"/>
+            <w:tcMar>
+              <w:top w:type="dxa" w:w="80"/>
+              <w:left w:type="dxa" w:w="110"/>
+              <w:bottom w:type="dxa" w:w="80"/>
+              <w:right w:type="dxa" w:w="110"/>
+            </w:tcMar>
+          </w:tcPr>
+          <w:p>
+            <w:pPr>
+              <w:spacing w:after="0"/>
+            </w:pPr>
+            <w:r>
+              <w:rPr>
+                <w:b w:val="false"/>
+                <w:bCs w:val="false"/>
+                <w:sz w:val="19"/>
+                <w:szCs w:val="19"/>
+              </w:rPr>
+              <w:t xml:space="preserve">L. 案件移行</w:t>
+            </w:r>
+          </w:p>
+        </w:tc>
+        <w:tc>
+          <w:tcPr>
+            <w:tcW w:type="dxa" w:w="5400"/>
+            <w:shd w:fill="F5F7FA" w:val="clear"/>
+            <w:tcMar>
+              <w:top w:type="dxa" w:w="80"/>
+              <w:left w:type="dxa" w:w="110"/>
+              <w:bottom w:type="dxa" w:w="80"/>
+              <w:right w:type="dxa" w:w="110"/>
+            </w:tcMar>
+          </w:tcPr>
+          <w:p>
+            <w:pPr>
+              <w:spacing w:after="0"/>
+            </w:pPr>
+            <w:r>
+              <w:rPr>
+                <w:b w:val="false"/>
+                <w:bCs w:val="false"/>
+                <w:sz w:val="19"/>
+                <w:szCs w:val="19"/>
+              </w:rPr>
+              <w:t xml:space="preserve">旧一覧からの案件の取り込み（移行する場合のみ）</w:t>
+            </w:r>
+          </w:p>
+        </w:tc>
+        <w:tc>
+          <w:tcPr>
+            <w:tcW w:type="dxa" w:w="1800"/>
+            <w:shd w:fill="F5F7FA" w:val="clear"/>
             <w:tcMar>
               <w:top w:type="dxa" w:w="80"/>
               <w:left w:type="dxa" w:w="110"/>
@@ -2249,7 +2329,7 @@
                 <w:sz w:val="19"/>
                 <w:szCs w:val="19"/>
               </w:rPr>
-              <w:t xml:space="preserve">列数36、見出しは表示=2行目 / 全案件DB=1行目</w:t>
+              <w:t xml:space="preserve">列数37、見出しは表示=2行目 / 全案件DB=1行目</w:t>
             </w:r>
           </w:p>
         </w:tc>
@@ -2456,7 +2536,21 @@
                 <w:sz w:val="19"/>
                 <w:szCs w:val="19"/>
               </w:rPr>
-              <w:t xml:space="preserve">AI「見積書着手日時」AJ「請求書着手日時」がある</w:t>
+              <w:t xml:space="preserve">AI「見積書着手日時」AJ「請求書着手日時」</w:t>
+            </w:r>
+          </w:p>
+          <w:p>
+            <w:pPr>
+              <w:spacing w:after="0"/>
+            </w:pPr>
+            <w:r>
+              <w:rPr>
+                <w:b w:val="false"/>
+                <w:bCs w:val="false"/>
+                <w:sz w:val="19"/>
+                <w:szCs w:val="19"/>
+              </w:rPr>
+              <w:t xml:space="preserve">AK「納品書無効化日時」がある</w:t>
             </w:r>
           </w:p>
         </w:tc>
@@ -2652,7 +2746,7 @@
                 <w:sz w:val="19"/>
                 <w:szCs w:val="19"/>
               </w:rPr>
-              <w:t xml:space="preserve">保護範囲がAJ列まで広がっている</w:t>
+              <w:t xml:space="preserve">保護範囲がAK列まで広がっている</w:t>
             </w:r>
           </w:p>
         </w:tc>
@@ -3598,7 +3692,7 @@
                 <w:sz w:val="19"/>
                 <w:szCs w:val="19"/>
               </w:rPr>
-              <w:t xml:space="preserve">スプレッドシートを開き直す</w:t>
+              <w:t xml:space="preserve">A-4を実行した本人のアカウントでスプレッドシートを開き直す</w:t>
             </w:r>
           </w:p>
         </w:tc>
@@ -3715,7 +3809,7 @@
                 <w:sz w:val="19"/>
                 <w:szCs w:val="19"/>
               </w:rPr>
-              <w:t xml:space="preserve">A-6</w:t>
+              <w:t xml:space="preserve">A-5b</w:t>
             </w:r>
           </w:p>
         </w:tc>
@@ -3767,7 +3861,7 @@
                 <w:sz w:val="19"/>
                 <w:szCs w:val="19"/>
               </w:rPr>
-              <w:t xml:space="preserve">手動でもサイドバーを開ける</w:t>
+              <w:t xml:space="preserve">他人の設定では自動で開かない</w:t>
             </w:r>
           </w:p>
         </w:tc>
@@ -3793,7 +3887,7 @@
                 <w:sz w:val="19"/>
                 <w:szCs w:val="19"/>
               </w:rPr>
-              <w:t xml:space="preserve">サイドバーを閉じ、ユーザー用システム設定 →「サイドバーを開く」</w:t>
+              <w:t xml:space="preserve">自動表示を有効にしていない別のアカウントでスプレッドシートを開く</w:t>
             </w:r>
           </w:p>
         </w:tc>
@@ -3819,7 +3913,7 @@
                 <w:sz w:val="19"/>
                 <w:szCs w:val="19"/>
               </w:rPr>
-              <w:t xml:space="preserve">サイドバーが表示される</w:t>
+              <w:t xml:space="preserve">サイドバーは自動では表示されない（メニュー「サイドバーを開く」からは開ける）</w:t>
             </w:r>
           </w:p>
         </w:tc>
@@ -3912,6 +4006,198 @@
                 <w:sz w:val="19"/>
                 <w:szCs w:val="19"/>
               </w:rPr>
+              <w:t xml:space="preserve">A-6</w:t>
+            </w:r>
+          </w:p>
+        </w:tc>
+        <w:tc>
+          <w:tcPr>
+            <w:tcW w:type="dxa" w:w="1100"/>
+            <w:tcMar>
+              <w:top w:type="dxa" w:w="80"/>
+              <w:left w:type="dxa" w:w="110"/>
+              <w:bottom w:type="dxa" w:w="80"/>
+              <w:right w:type="dxa" w:w="110"/>
+            </w:tcMar>
+          </w:tcPr>
+          <w:p>
+            <w:pPr>
+              <w:spacing w:after="0"/>
+            </w:pPr>
+            <w:r>
+              <w:rPr>
+                <w:b w:val="false"/>
+                <w:bCs w:val="false"/>
+                <w:sz w:val="19"/>
+                <w:szCs w:val="19"/>
+              </w:rPr>
+              <w:t xml:space="preserve">設定</w:t>
+            </w:r>
+          </w:p>
+        </w:tc>
+        <w:tc>
+          <w:tcPr>
+            <w:tcW w:type="dxa" w:w="2400"/>
+            <w:tcMar>
+              <w:top w:type="dxa" w:w="80"/>
+              <w:left w:type="dxa" w:w="110"/>
+              <w:bottom w:type="dxa" w:w="80"/>
+              <w:right w:type="dxa" w:w="110"/>
+            </w:tcMar>
+          </w:tcPr>
+          <w:p>
+            <w:pPr>
+              <w:spacing w:after="0"/>
+            </w:pPr>
+            <w:r>
+              <w:rPr>
+                <w:b w:val="false"/>
+                <w:bCs w:val="false"/>
+                <w:sz w:val="19"/>
+                <w:szCs w:val="19"/>
+              </w:rPr>
+              <w:t xml:space="preserve">手動でもサイドバーを開ける</w:t>
+            </w:r>
+          </w:p>
+        </w:tc>
+        <w:tc>
+          <w:tcPr>
+            <w:tcW w:type="dxa" w:w="3400"/>
+            <w:tcMar>
+              <w:top w:type="dxa" w:w="80"/>
+              <w:left w:type="dxa" w:w="110"/>
+              <w:bottom w:type="dxa" w:w="80"/>
+              <w:right w:type="dxa" w:w="110"/>
+            </w:tcMar>
+          </w:tcPr>
+          <w:p>
+            <w:pPr>
+              <w:spacing w:after="0"/>
+            </w:pPr>
+            <w:r>
+              <w:rPr>
+                <w:b w:val="false"/>
+                <w:bCs w:val="false"/>
+                <w:sz w:val="19"/>
+                <w:szCs w:val="19"/>
+              </w:rPr>
+              <w:t xml:space="preserve">サイドバーを閉じ、ユーザー用システム設定 →「サイドバーを開く」</w:t>
+            </w:r>
+          </w:p>
+        </w:tc>
+        <w:tc>
+          <w:tcPr>
+            <w:tcW w:type="dxa" w:w="3800"/>
+            <w:tcMar>
+              <w:top w:type="dxa" w:w="80"/>
+              <w:left w:type="dxa" w:w="110"/>
+              <w:bottom w:type="dxa" w:w="80"/>
+              <w:right w:type="dxa" w:w="110"/>
+            </w:tcMar>
+          </w:tcPr>
+          <w:p>
+            <w:pPr>
+              <w:spacing w:after="0"/>
+            </w:pPr>
+            <w:r>
+              <w:rPr>
+                <w:b w:val="false"/>
+                <w:bCs w:val="false"/>
+                <w:sz w:val="19"/>
+                <w:szCs w:val="19"/>
+              </w:rPr>
+              <w:t xml:space="preserve">サイドバーが表示される</w:t>
+            </w:r>
+          </w:p>
+        </w:tc>
+        <w:tc>
+          <w:tcPr>
+            <w:tcW w:type="dxa" w:w="1200"/>
+            <w:tcMar>
+              <w:top w:type="dxa" w:w="80"/>
+              <w:left w:type="dxa" w:w="110"/>
+              <w:bottom w:type="dxa" w:w="80"/>
+              <w:right w:type="dxa" w:w="110"/>
+            </w:tcMar>
+          </w:tcPr>
+          <w:p>
+            <w:pPr>
+              <w:spacing w:after="0"/>
+            </w:pPr>
+            <w:r>
+              <w:rPr>
+                <w:b w:val="false"/>
+                <w:bCs w:val="false"/>
+                <w:sz w:val="19"/>
+                <w:szCs w:val="19"/>
+              </w:rPr>
+              <w:t xml:space="preserve">□ OK</w:t>
+            </w:r>
+          </w:p>
+          <w:p>
+            <w:pPr>
+              <w:spacing w:after="0"/>
+            </w:pPr>
+            <w:r>
+              <w:rPr>
+                <w:b w:val="false"/>
+                <w:bCs w:val="false"/>
+                <w:sz w:val="19"/>
+                <w:szCs w:val="19"/>
+              </w:rPr>
+              <w:t xml:space="preserve">□ NG</w:t>
+            </w:r>
+          </w:p>
+        </w:tc>
+        <w:tc>
+          <w:tcPr>
+            <w:tcW w:type="dxa" w:w="2200"/>
+            <w:tcMar>
+              <w:top w:type="dxa" w:w="80"/>
+              <w:left w:type="dxa" w:w="110"/>
+              <w:bottom w:type="dxa" w:w="80"/>
+              <w:right w:type="dxa" w:w="110"/>
+            </w:tcMar>
+          </w:tcPr>
+          <w:p>
+            <w:pPr>
+              <w:spacing w:after="0"/>
+            </w:pPr>
+            <w:r>
+              <w:rPr>
+                <w:b w:val="false"/>
+                <w:bCs w:val="false"/>
+                <w:sz w:val="19"/>
+                <w:szCs w:val="19"/>
+              </w:rPr>
+              <w:t xml:space="preserve"/>
+            </w:r>
+          </w:p>
+        </w:tc>
+      </w:tr>
+      <w:tr>
+        <w:tc>
+          <w:tcPr>
+            <w:tcW w:type="dxa" w:w="500"/>
+            <w:shd w:fill="F5F7FA" w:val="clear"/>
+            <w:tcMar>
+              <w:top w:type="dxa" w:w="80"/>
+              <w:left w:type="dxa" w:w="110"/>
+              <w:bottom w:type="dxa" w:w="80"/>
+              <w:right w:type="dxa" w:w="110"/>
+            </w:tcMar>
+          </w:tcPr>
+          <w:p>
+            <w:pPr>
+              <w:spacing w:after="0"/>
+            </w:pPr>
+            <w:r>
+              <w:rPr>
+                <w:b w:val="false"/>
+                <w:bCs w:val="false"/>
+                <w:sz w:val="19"/>
+                <w:szCs w:val="19"/>
+              </w:rPr>
               <w:t xml:space="preserve">A-7</w:t>
             </w:r>
           </w:p>
@@ -3919,6 +4205,7 @@
         <w:tc>
           <w:tcPr>
             <w:tcW w:type="dxa" w:w="1100"/>
+            <w:shd w:fill="F5F7FA" w:val="clear"/>
             <w:tcMar>
               <w:top w:type="dxa" w:w="80"/>
               <w:left w:type="dxa" w:w="110"/>
@@ -3944,6 +4231,7 @@
         <w:tc>
           <w:tcPr>
             <w:tcW w:type="dxa" w:w="2400"/>
+            <w:shd w:fill="F5F7FA" w:val="clear"/>
             <w:tcMar>
               <w:top w:type="dxa" w:w="80"/>
               <w:left w:type="dxa" w:w="110"/>
@@ -3969,6 +4257,7 @@
         <w:tc>
           <w:tcPr>
             <w:tcW w:type="dxa" w:w="3400"/>
+            <w:shd w:fill="F5F7FA" w:val="clear"/>
             <w:tcMar>
               <w:top w:type="dxa" w:w="80"/>
               <w:left w:type="dxa" w:w="110"/>
@@ -3994,6 +4283,7 @@
         <w:tc>
           <w:tcPr>
             <w:tcW w:type="dxa" w:w="3800"/>
+            <w:shd w:fill="F5F7FA" w:val="clear"/>
             <w:tcMar>
               <w:top w:type="dxa" w:w="80"/>
               <w:left w:type="dxa" w:w="110"/>
@@ -4033,6 +4323,7 @@
         <w:tc>
           <w:tcPr>
             <w:tcW w:type="dxa" w:w="1200"/>
+            <w:shd w:fill="F5F7FA" w:val="clear"/>
             <w:tcMar>
               <w:top w:type="dxa" w:w="80"/>
               <w:left w:type="dxa" w:w="110"/>
@@ -4072,6 +4363,7 @@
         <w:tc>
           <w:tcPr>
             <w:tcW w:type="dxa" w:w="2200"/>
+            <w:shd w:fill="F5F7FA" w:val="clear"/>
             <w:tcMar>
               <w:top w:type="dxa" w:w="80"/>
               <w:left w:type="dxa" w:w="110"/>
@@ -6417,7 +6709,21 @@
                 <w:sz w:val="19"/>
                 <w:szCs w:val="19"/>
               </w:rPr>
-              <w:t xml:space="preserve">書類が新しいタブで開き、ステータスが「見積書作成中」になる</w:t>
+              <w:t xml:space="preserve">クリック直後に新しいタブが開き、完了後にそのタブへ書類が表示される。</w:t>
+            </w:r>
+          </w:p>
+          <w:p>
+            <w:pPr>
+              <w:spacing w:after="0"/>
+            </w:pPr>
+            <w:r>
+              <w:rPr>
+                <w:b w:val="false"/>
+                <w:bCs w:val="false"/>
+                <w:sz w:val="19"/>
+                <w:szCs w:val="19"/>
+              </w:rPr>
+              <w:t xml:space="preserve">ステータスが「見積書作成中」になる</w:t>
             </w:r>
           </w:p>
         </w:tc>
@@ -29905,7 +30211,7 @@
                 <w:sz w:val="19"/>
                 <w:szCs w:val="19"/>
               </w:rPr>
-              <w:t xml:space="preserve">総務ロールを持たない社員が作成者の場合で確認</w:t>
+              <w:t xml:space="preserve">社員DBで「Chat通知」だけにチェックした社員が作成者の場合で確認</w:t>
             </w:r>
           </w:p>
         </w:tc>
@@ -31341,6 +31647,975 @@
           <w:tcPr>
             <w:tcW w:type="dxa" w:w="2200"/>
             <w:shd w:fill="F5F7FA" w:val="clear"/>
+            <w:tcMar>
+              <w:top w:type="dxa" w:w="80"/>
+              <w:left w:type="dxa" w:w="110"/>
+              <w:bottom w:type="dxa" w:w="80"/>
+              <w:right w:type="dxa" w:w="110"/>
+            </w:tcMar>
+          </w:tcPr>
+          <w:p>
+            <w:pPr>
+              <w:spacing w:after="0"/>
+            </w:pPr>
+            <w:r>
+              <w:rPr>
+                <w:b w:val="false"/>
+                <w:bCs w:val="false"/>
+                <w:sz w:val="19"/>
+                <w:szCs w:val="19"/>
+              </w:rPr>
+              <w:t xml:space="preserve"/>
+            </w:r>
+          </w:p>
+        </w:tc>
+      </w:tr>
+      <w:tr>
+        <w:tc>
+          <w:tcPr>
+            <w:tcW w:type="dxa" w:w="500"/>
+            <w:tcMar>
+              <w:top w:type="dxa" w:w="80"/>
+              <w:left w:type="dxa" w:w="110"/>
+              <w:bottom w:type="dxa" w:w="80"/>
+              <w:right w:type="dxa" w:w="110"/>
+            </w:tcMar>
+          </w:tcPr>
+          <w:p>
+            <w:pPr>
+              <w:spacing w:after="0"/>
+            </w:pPr>
+            <w:r>
+              <w:rPr>
+                <w:b w:val="false"/>
+                <w:bCs w:val="false"/>
+                <w:sz w:val="19"/>
+                <w:szCs w:val="19"/>
+              </w:rPr>
+              <w:t xml:space="preserve">G-13</w:t>
+            </w:r>
+          </w:p>
+        </w:tc>
+        <w:tc>
+          <w:tcPr>
+            <w:tcW w:type="dxa" w:w="1100"/>
+            <w:tcMar>
+              <w:top w:type="dxa" w:w="80"/>
+              <w:left w:type="dxa" w:w="110"/>
+              <w:bottom w:type="dxa" w:w="80"/>
+              <w:right w:type="dxa" w:w="110"/>
+            </w:tcMar>
+          </w:tcPr>
+          <w:p>
+            <w:pPr>
+              <w:spacing w:after="0"/>
+            </w:pPr>
+            <w:r>
+              <w:rPr>
+                <w:b w:val="false"/>
+                <w:bCs w:val="false"/>
+                <w:sz w:val="19"/>
+                <w:szCs w:val="19"/>
+              </w:rPr>
+              <w:t xml:space="preserve">通知</w:t>
+            </w:r>
+          </w:p>
+        </w:tc>
+        <w:tc>
+          <w:tcPr>
+            <w:tcW w:type="dxa" w:w="2400"/>
+            <w:tcMar>
+              <w:top w:type="dxa" w:w="80"/>
+              <w:left w:type="dxa" w:w="110"/>
+              <w:bottom w:type="dxa" w:w="80"/>
+              <w:right w:type="dxa" w:w="110"/>
+            </w:tcMar>
+          </w:tcPr>
+          <w:p>
+            <w:pPr>
+              <w:spacing w:after="0"/>
+            </w:pPr>
+            <w:r>
+              <w:rPr>
+                <w:b w:val="false"/>
+                <w:bCs w:val="false"/>
+                <w:sz w:val="19"/>
+                <w:szCs w:val="19"/>
+              </w:rPr>
+              <w:t xml:space="preserve">差し戻しの通知が届く</w:t>
+            </w:r>
+          </w:p>
+        </w:tc>
+        <w:tc>
+          <w:tcPr>
+            <w:tcW w:type="dxa" w:w="3400"/>
+            <w:tcMar>
+              <w:top w:type="dxa" w:w="80"/>
+              <w:left w:type="dxa" w:w="110"/>
+              <w:bottom w:type="dxa" w:w="80"/>
+              <w:right w:type="dxa" w:w="110"/>
+            </w:tcMar>
+          </w:tcPr>
+          <w:p>
+            <w:pPr>
+              <w:spacing w:after="0"/>
+            </w:pPr>
+            <w:r>
+              <w:rPr>
+                <w:b w:val="false"/>
+                <w:bCs w:val="false"/>
+                <w:sz w:val="19"/>
+                <w:szCs w:val="19"/>
+              </w:rPr>
+              <w:t xml:space="preserve">書類を差し戻した後、作成者の通知を確認</w:t>
+            </w:r>
+          </w:p>
+        </w:tc>
+        <w:tc>
+          <w:tcPr>
+            <w:tcW w:type="dxa" w:w="3800"/>
+            <w:tcMar>
+              <w:top w:type="dxa" w:w="80"/>
+              <w:left w:type="dxa" w:w="110"/>
+              <w:bottom w:type="dxa" w:w="80"/>
+              <w:right w:type="dxa" w:w="110"/>
+            </w:tcMar>
+          </w:tcPr>
+          <w:p>
+            <w:pPr>
+              <w:spacing w:after="0"/>
+            </w:pPr>
+            <w:r>
+              <w:rPr>
+                <w:b w:val="false"/>
+                <w:bCs w:val="false"/>
+                <w:sz w:val="19"/>
+                <w:szCs w:val="19"/>
+              </w:rPr>
+              <w:t xml:space="preserve">「【差し戻し】…」の通知に、差し戻した人・理由・次の対応が書かれている</w:t>
+            </w:r>
+          </w:p>
+        </w:tc>
+        <w:tc>
+          <w:tcPr>
+            <w:tcW w:type="dxa" w:w="1200"/>
+            <w:tcMar>
+              <w:top w:type="dxa" w:w="80"/>
+              <w:left w:type="dxa" w:w="110"/>
+              <w:bottom w:type="dxa" w:w="80"/>
+              <w:right w:type="dxa" w:w="110"/>
+            </w:tcMar>
+          </w:tcPr>
+          <w:p>
+            <w:pPr>
+              <w:spacing w:after="0"/>
+            </w:pPr>
+            <w:r>
+              <w:rPr>
+                <w:b w:val="false"/>
+                <w:bCs w:val="false"/>
+                <w:sz w:val="19"/>
+                <w:szCs w:val="19"/>
+              </w:rPr>
+              <w:t xml:space="preserve">□ OK</w:t>
+            </w:r>
+          </w:p>
+          <w:p>
+            <w:pPr>
+              <w:spacing w:after="0"/>
+            </w:pPr>
+            <w:r>
+              <w:rPr>
+                <w:b w:val="false"/>
+                <w:bCs w:val="false"/>
+                <w:sz w:val="19"/>
+                <w:szCs w:val="19"/>
+              </w:rPr>
+              <w:t xml:space="preserve">□ NG</w:t>
+            </w:r>
+          </w:p>
+        </w:tc>
+        <w:tc>
+          <w:tcPr>
+            <w:tcW w:type="dxa" w:w="2200"/>
+            <w:tcMar>
+              <w:top w:type="dxa" w:w="80"/>
+              <w:left w:type="dxa" w:w="110"/>
+              <w:bottom w:type="dxa" w:w="80"/>
+              <w:right w:type="dxa" w:w="110"/>
+            </w:tcMar>
+          </w:tcPr>
+          <w:p>
+            <w:pPr>
+              <w:spacing w:after="0"/>
+            </w:pPr>
+            <w:r>
+              <w:rPr>
+                <w:b w:val="false"/>
+                <w:bCs w:val="false"/>
+                <w:sz w:val="19"/>
+                <w:szCs w:val="19"/>
+              </w:rPr>
+              <w:t xml:space="preserve"/>
+            </w:r>
+          </w:p>
+        </w:tc>
+      </w:tr>
+      <w:tr>
+        <w:tc>
+          <w:tcPr>
+            <w:tcW w:type="dxa" w:w="500"/>
+            <w:shd w:fill="F5F7FA" w:val="clear"/>
+            <w:tcMar>
+              <w:top w:type="dxa" w:w="80"/>
+              <w:left w:type="dxa" w:w="110"/>
+              <w:bottom w:type="dxa" w:w="80"/>
+              <w:right w:type="dxa" w:w="110"/>
+            </w:tcMar>
+          </w:tcPr>
+          <w:p>
+            <w:pPr>
+              <w:spacing w:after="0"/>
+            </w:pPr>
+            <w:r>
+              <w:rPr>
+                <w:b w:val="false"/>
+                <w:bCs w:val="false"/>
+                <w:sz w:val="19"/>
+                <w:szCs w:val="19"/>
+              </w:rPr>
+              <w:t xml:space="preserve">G-14</w:t>
+            </w:r>
+          </w:p>
+        </w:tc>
+        <w:tc>
+          <w:tcPr>
+            <w:tcW w:type="dxa" w:w="1100"/>
+            <w:shd w:fill="F5F7FA" w:val="clear"/>
+            <w:tcMar>
+              <w:top w:type="dxa" w:w="80"/>
+              <w:left w:type="dxa" w:w="110"/>
+              <w:bottom w:type="dxa" w:w="80"/>
+              <w:right w:type="dxa" w:w="110"/>
+            </w:tcMar>
+          </w:tcPr>
+          <w:p>
+            <w:pPr>
+              <w:spacing w:after="0"/>
+            </w:pPr>
+            <w:r>
+              <w:rPr>
+                <w:b w:val="false"/>
+                <w:bCs w:val="false"/>
+                <w:sz w:val="19"/>
+                <w:szCs w:val="19"/>
+              </w:rPr>
+              <w:t xml:space="preserve">通知</w:t>
+            </w:r>
+          </w:p>
+        </w:tc>
+        <w:tc>
+          <w:tcPr>
+            <w:tcW w:type="dxa" w:w="2400"/>
+            <w:shd w:fill="F5F7FA" w:val="clear"/>
+            <w:tcMar>
+              <w:top w:type="dxa" w:w="80"/>
+              <w:left w:type="dxa" w:w="110"/>
+              <w:bottom w:type="dxa" w:w="80"/>
+              <w:right w:type="dxa" w:w="110"/>
+            </w:tcMar>
+          </w:tcPr>
+          <w:p>
+            <w:pPr>
+              <w:spacing w:after="0"/>
+            </w:pPr>
+            <w:r>
+              <w:rPr>
+                <w:b w:val="false"/>
+                <w:bCs w:val="false"/>
+                <w:sz w:val="19"/>
+                <w:szCs w:val="19"/>
+              </w:rPr>
+              <w:t xml:space="preserve">最終承認完了の通知が届く</w:t>
+            </w:r>
+          </w:p>
+        </w:tc>
+        <w:tc>
+          <w:tcPr>
+            <w:tcW w:type="dxa" w:w="3400"/>
+            <w:shd w:fill="F5F7FA" w:val="clear"/>
+            <w:tcMar>
+              <w:top w:type="dxa" w:w="80"/>
+              <w:left w:type="dxa" w:w="110"/>
+              <w:bottom w:type="dxa" w:w="80"/>
+              <w:right w:type="dxa" w:w="110"/>
+            </w:tcMar>
+          </w:tcPr>
+          <w:p>
+            <w:pPr>
+              <w:spacing w:after="0"/>
+            </w:pPr>
+            <w:r>
+              <w:rPr>
+                <w:b w:val="false"/>
+                <w:bCs w:val="false"/>
+                <w:sz w:val="19"/>
+                <w:szCs w:val="19"/>
+              </w:rPr>
+              <w:t xml:space="preserve">最終承認した後、見積書作成者の通知を確認</w:t>
+            </w:r>
+          </w:p>
+        </w:tc>
+        <w:tc>
+          <w:tcPr>
+            <w:tcW w:type="dxa" w:w="3800"/>
+            <w:shd w:fill="F5F7FA" w:val="clear"/>
+            <w:tcMar>
+              <w:top w:type="dxa" w:w="80"/>
+              <w:left w:type="dxa" w:w="110"/>
+              <w:bottom w:type="dxa" w:w="80"/>
+              <w:right w:type="dxa" w:w="110"/>
+            </w:tcMar>
+          </w:tcPr>
+          <w:p>
+            <w:pPr>
+              <w:spacing w:after="0"/>
+            </w:pPr>
+            <w:r>
+              <w:rPr>
+                <w:b w:val="false"/>
+                <w:bCs w:val="false"/>
+                <w:sz w:val="19"/>
+                <w:szCs w:val="19"/>
+              </w:rPr>
+              <w:t xml:space="preserve">「【最終承認完了】…」の通知に最終承認者名が書かれている</w:t>
+            </w:r>
+          </w:p>
+        </w:tc>
+        <w:tc>
+          <w:tcPr>
+            <w:tcW w:type="dxa" w:w="1200"/>
+            <w:shd w:fill="F5F7FA" w:val="clear"/>
+            <w:tcMar>
+              <w:top w:type="dxa" w:w="80"/>
+              <w:left w:type="dxa" w:w="110"/>
+              <w:bottom w:type="dxa" w:w="80"/>
+              <w:right w:type="dxa" w:w="110"/>
+            </w:tcMar>
+          </w:tcPr>
+          <w:p>
+            <w:pPr>
+              <w:spacing w:after="0"/>
+            </w:pPr>
+            <w:r>
+              <w:rPr>
+                <w:b w:val="false"/>
+                <w:bCs w:val="false"/>
+                <w:sz w:val="19"/>
+                <w:szCs w:val="19"/>
+              </w:rPr>
+              <w:t xml:space="preserve">□ OK</w:t>
+            </w:r>
+          </w:p>
+          <w:p>
+            <w:pPr>
+              <w:spacing w:after="0"/>
+            </w:pPr>
+            <w:r>
+              <w:rPr>
+                <w:b w:val="false"/>
+                <w:bCs w:val="false"/>
+                <w:sz w:val="19"/>
+                <w:szCs w:val="19"/>
+              </w:rPr>
+              <w:t xml:space="preserve">□ NG</w:t>
+            </w:r>
+          </w:p>
+        </w:tc>
+        <w:tc>
+          <w:tcPr>
+            <w:tcW w:type="dxa" w:w="2200"/>
+            <w:shd w:fill="F5F7FA" w:val="clear"/>
+            <w:tcMar>
+              <w:top w:type="dxa" w:w="80"/>
+              <w:left w:type="dxa" w:w="110"/>
+              <w:bottom w:type="dxa" w:w="80"/>
+              <w:right w:type="dxa" w:w="110"/>
+            </w:tcMar>
+          </w:tcPr>
+          <w:p>
+            <w:pPr>
+              <w:spacing w:after="0"/>
+            </w:pPr>
+            <w:r>
+              <w:rPr>
+                <w:b w:val="false"/>
+                <w:bCs w:val="false"/>
+                <w:sz w:val="19"/>
+                <w:szCs w:val="19"/>
+              </w:rPr>
+              <w:t xml:space="preserve"/>
+            </w:r>
+          </w:p>
+        </w:tc>
+      </w:tr>
+      <w:tr>
+        <w:tc>
+          <w:tcPr>
+            <w:tcW w:type="dxa" w:w="500"/>
+            <w:tcMar>
+              <w:top w:type="dxa" w:w="80"/>
+              <w:left w:type="dxa" w:w="110"/>
+              <w:bottom w:type="dxa" w:w="80"/>
+              <w:right w:type="dxa" w:w="110"/>
+            </w:tcMar>
+          </w:tcPr>
+          <w:p>
+            <w:pPr>
+              <w:spacing w:after="0"/>
+            </w:pPr>
+            <w:r>
+              <w:rPr>
+                <w:b w:val="false"/>
+                <w:bCs w:val="false"/>
+                <w:sz w:val="19"/>
+                <w:szCs w:val="19"/>
+              </w:rPr>
+              <w:t xml:space="preserve">G-15</w:t>
+            </w:r>
+          </w:p>
+        </w:tc>
+        <w:tc>
+          <w:tcPr>
+            <w:tcW w:type="dxa" w:w="1100"/>
+            <w:tcMar>
+              <w:top w:type="dxa" w:w="80"/>
+              <w:left w:type="dxa" w:w="110"/>
+              <w:bottom w:type="dxa" w:w="80"/>
+              <w:right w:type="dxa" w:w="110"/>
+            </w:tcMar>
+          </w:tcPr>
+          <w:p>
+            <w:pPr>
+              <w:spacing w:after="0"/>
+            </w:pPr>
+            <w:r>
+              <w:rPr>
+                <w:b w:val="false"/>
+                <w:bCs w:val="false"/>
+                <w:sz w:val="19"/>
+                <w:szCs w:val="19"/>
+              </w:rPr>
+              <w:t xml:space="preserve">設定</w:t>
+            </w:r>
+          </w:p>
+        </w:tc>
+        <w:tc>
+          <w:tcPr>
+            <w:tcW w:type="dxa" w:w="2400"/>
+            <w:tcMar>
+              <w:top w:type="dxa" w:w="80"/>
+              <w:left w:type="dxa" w:w="110"/>
+              <w:bottom w:type="dxa" w:w="80"/>
+              <w:right w:type="dxa" w:w="110"/>
+            </w:tcMar>
+          </w:tcPr>
+          <w:p>
+            <w:pPr>
+              <w:spacing w:after="0"/>
+            </w:pPr>
+            <w:r>
+              <w:rPr>
+                <w:b w:val="false"/>
+                <w:bCs w:val="false"/>
+                <w:sz w:val="19"/>
+                <w:szCs w:val="19"/>
+              </w:rPr>
+              <w:t xml:space="preserve">メールとChatworkの両方に届く</w:t>
+            </w:r>
+          </w:p>
+        </w:tc>
+        <w:tc>
+          <w:tcPr>
+            <w:tcW w:type="dxa" w:w="3400"/>
+            <w:tcMar>
+              <w:top w:type="dxa" w:w="80"/>
+              <w:left w:type="dxa" w:w="110"/>
+              <w:bottom w:type="dxa" w:w="80"/>
+              <w:right w:type="dxa" w:w="110"/>
+            </w:tcMar>
+          </w:tcPr>
+          <w:p>
+            <w:pPr>
+              <w:spacing w:after="0"/>
+            </w:pPr>
+            <w:r>
+              <w:rPr>
+                <w:b w:val="false"/>
+                <w:bCs w:val="false"/>
+                <w:sz w:val="19"/>
+                <w:szCs w:val="19"/>
+              </w:rPr>
+              <w:t xml:space="preserve">社員DBで「メール通知」「Chat通知」の両方にチェックした社員宛の通知を発生させる</w:t>
+            </w:r>
+          </w:p>
+        </w:tc>
+        <w:tc>
+          <w:tcPr>
+            <w:tcW w:type="dxa" w:w="3800"/>
+            <w:tcMar>
+              <w:top w:type="dxa" w:w="80"/>
+              <w:left w:type="dxa" w:w="110"/>
+              <w:bottom w:type="dxa" w:w="80"/>
+              <w:right w:type="dxa" w:w="110"/>
+            </w:tcMar>
+          </w:tcPr>
+          <w:p>
+            <w:pPr>
+              <w:spacing w:after="0"/>
+            </w:pPr>
+            <w:r>
+              <w:rPr>
+                <w:b w:val="false"/>
+                <w:bCs w:val="false"/>
+                <w:sz w:val="19"/>
+                <w:szCs w:val="19"/>
+              </w:rPr>
+              <w:t xml:space="preserve">メールとChatworkの両方に届く</w:t>
+            </w:r>
+          </w:p>
+        </w:tc>
+        <w:tc>
+          <w:tcPr>
+            <w:tcW w:type="dxa" w:w="1200"/>
+            <w:tcMar>
+              <w:top w:type="dxa" w:w="80"/>
+              <w:left w:type="dxa" w:w="110"/>
+              <w:bottom w:type="dxa" w:w="80"/>
+              <w:right w:type="dxa" w:w="110"/>
+            </w:tcMar>
+          </w:tcPr>
+          <w:p>
+            <w:pPr>
+              <w:spacing w:after="0"/>
+            </w:pPr>
+            <w:r>
+              <w:rPr>
+                <w:b w:val="false"/>
+                <w:bCs w:val="false"/>
+                <w:sz w:val="19"/>
+                <w:szCs w:val="19"/>
+              </w:rPr>
+              <w:t xml:space="preserve">□ OK</w:t>
+            </w:r>
+          </w:p>
+          <w:p>
+            <w:pPr>
+              <w:spacing w:after="0"/>
+            </w:pPr>
+            <w:r>
+              <w:rPr>
+                <w:b w:val="false"/>
+                <w:bCs w:val="false"/>
+                <w:sz w:val="19"/>
+                <w:szCs w:val="19"/>
+              </w:rPr>
+              <w:t xml:space="preserve">□ NG</w:t>
+            </w:r>
+          </w:p>
+        </w:tc>
+        <w:tc>
+          <w:tcPr>
+            <w:tcW w:type="dxa" w:w="2200"/>
+            <w:tcMar>
+              <w:top w:type="dxa" w:w="80"/>
+              <w:left w:type="dxa" w:w="110"/>
+              <w:bottom w:type="dxa" w:w="80"/>
+              <w:right w:type="dxa" w:w="110"/>
+            </w:tcMar>
+          </w:tcPr>
+          <w:p>
+            <w:pPr>
+              <w:spacing w:after="0"/>
+            </w:pPr>
+            <w:r>
+              <w:rPr>
+                <w:b w:val="false"/>
+                <w:bCs w:val="false"/>
+                <w:sz w:val="19"/>
+                <w:szCs w:val="19"/>
+              </w:rPr>
+              <w:t xml:space="preserve"/>
+            </w:r>
+          </w:p>
+        </w:tc>
+      </w:tr>
+      <w:tr>
+        <w:tc>
+          <w:tcPr>
+            <w:tcW w:type="dxa" w:w="500"/>
+            <w:shd w:fill="F5F7FA" w:val="clear"/>
+            <w:tcMar>
+              <w:top w:type="dxa" w:w="80"/>
+              <w:left w:type="dxa" w:w="110"/>
+              <w:bottom w:type="dxa" w:w="80"/>
+              <w:right w:type="dxa" w:w="110"/>
+            </w:tcMar>
+          </w:tcPr>
+          <w:p>
+            <w:pPr>
+              <w:spacing w:after="0"/>
+            </w:pPr>
+            <w:r>
+              <w:rPr>
+                <w:b w:val="false"/>
+                <w:bCs w:val="false"/>
+                <w:sz w:val="19"/>
+                <w:szCs w:val="19"/>
+              </w:rPr>
+              <w:t xml:space="preserve">G-16</w:t>
+            </w:r>
+          </w:p>
+        </w:tc>
+        <w:tc>
+          <w:tcPr>
+            <w:tcW w:type="dxa" w:w="1100"/>
+            <w:shd w:fill="F5F7FA" w:val="clear"/>
+            <w:tcMar>
+              <w:top w:type="dxa" w:w="80"/>
+              <w:left w:type="dxa" w:w="110"/>
+              <w:bottom w:type="dxa" w:w="80"/>
+              <w:right w:type="dxa" w:w="110"/>
+            </w:tcMar>
+          </w:tcPr>
+          <w:p>
+            <w:pPr>
+              <w:spacing w:after="0"/>
+            </w:pPr>
+            <w:r>
+              <w:rPr>
+                <w:b w:val="false"/>
+                <w:bCs w:val="false"/>
+                <w:sz w:val="19"/>
+                <w:szCs w:val="19"/>
+              </w:rPr>
+              <w:t xml:space="preserve">設定</w:t>
+            </w:r>
+          </w:p>
+        </w:tc>
+        <w:tc>
+          <w:tcPr>
+            <w:tcW w:type="dxa" w:w="2400"/>
+            <w:shd w:fill="F5F7FA" w:val="clear"/>
+            <w:tcMar>
+              <w:top w:type="dxa" w:w="80"/>
+              <w:left w:type="dxa" w:w="110"/>
+              <w:bottom w:type="dxa" w:w="80"/>
+              <w:right w:type="dxa" w:w="110"/>
+            </w:tcMar>
+          </w:tcPr>
+          <w:p>
+            <w:pPr>
+              <w:spacing w:after="0"/>
+            </w:pPr>
+            <w:r>
+              <w:rPr>
+                <w:b w:val="false"/>
+                <w:bCs w:val="false"/>
+                <w:sz w:val="19"/>
+                <w:szCs w:val="19"/>
+              </w:rPr>
+              <w:t xml:space="preserve">チェックを外すと届かない</w:t>
+            </w:r>
+          </w:p>
+        </w:tc>
+        <w:tc>
+          <w:tcPr>
+            <w:tcW w:type="dxa" w:w="3400"/>
+            <w:shd w:fill="F5F7FA" w:val="clear"/>
+            <w:tcMar>
+              <w:top w:type="dxa" w:w="80"/>
+              <w:left w:type="dxa" w:w="110"/>
+              <w:bottom w:type="dxa" w:w="80"/>
+              <w:right w:type="dxa" w:w="110"/>
+            </w:tcMar>
+          </w:tcPr>
+          <w:p>
+            <w:pPr>
+              <w:spacing w:after="0"/>
+            </w:pPr>
+            <w:r>
+              <w:rPr>
+                <w:b w:val="false"/>
+                <w:bCs w:val="false"/>
+                <w:sz w:val="19"/>
+                <w:szCs w:val="19"/>
+              </w:rPr>
+              <w:t xml:space="preserve">両方のチェックを外した社員宛の通知を発生させる</w:t>
+            </w:r>
+          </w:p>
+        </w:tc>
+        <w:tc>
+          <w:tcPr>
+            <w:tcW w:type="dxa" w:w="3800"/>
+            <w:shd w:fill="F5F7FA" w:val="clear"/>
+            <w:tcMar>
+              <w:top w:type="dxa" w:w="80"/>
+              <w:left w:type="dxa" w:w="110"/>
+              <w:bottom w:type="dxa" w:w="80"/>
+              <w:right w:type="dxa" w:w="110"/>
+            </w:tcMar>
+          </w:tcPr>
+          <w:p>
+            <w:pPr>
+              <w:spacing w:after="0"/>
+            </w:pPr>
+            <w:r>
+              <w:rPr>
+                <w:b w:val="false"/>
+                <w:bCs w:val="false"/>
+                <w:sz w:val="19"/>
+                <w:szCs w:val="19"/>
+              </w:rPr>
+              <w:t xml:space="preserve">メール・Chatworkのどちらにも届かない</w:t>
+            </w:r>
+          </w:p>
+        </w:tc>
+        <w:tc>
+          <w:tcPr>
+            <w:tcW w:type="dxa" w:w="1200"/>
+            <w:shd w:fill="F5F7FA" w:val="clear"/>
+            <w:tcMar>
+              <w:top w:type="dxa" w:w="80"/>
+              <w:left w:type="dxa" w:w="110"/>
+              <w:bottom w:type="dxa" w:w="80"/>
+              <w:right w:type="dxa" w:w="110"/>
+            </w:tcMar>
+          </w:tcPr>
+          <w:p>
+            <w:pPr>
+              <w:spacing w:after="0"/>
+            </w:pPr>
+            <w:r>
+              <w:rPr>
+                <w:b w:val="false"/>
+                <w:bCs w:val="false"/>
+                <w:sz w:val="19"/>
+                <w:szCs w:val="19"/>
+              </w:rPr>
+              <w:t xml:space="preserve">□ OK</w:t>
+            </w:r>
+          </w:p>
+          <w:p>
+            <w:pPr>
+              <w:spacing w:after="0"/>
+            </w:pPr>
+            <w:r>
+              <w:rPr>
+                <w:b w:val="false"/>
+                <w:bCs w:val="false"/>
+                <w:sz w:val="19"/>
+                <w:szCs w:val="19"/>
+              </w:rPr>
+              <w:t xml:space="preserve">□ NG</w:t>
+            </w:r>
+          </w:p>
+        </w:tc>
+        <w:tc>
+          <w:tcPr>
+            <w:tcW w:type="dxa" w:w="2200"/>
+            <w:shd w:fill="F5F7FA" w:val="clear"/>
+            <w:tcMar>
+              <w:top w:type="dxa" w:w="80"/>
+              <w:left w:type="dxa" w:w="110"/>
+              <w:bottom w:type="dxa" w:w="80"/>
+              <w:right w:type="dxa" w:w="110"/>
+            </w:tcMar>
+          </w:tcPr>
+          <w:p>
+            <w:pPr>
+              <w:spacing w:after="0"/>
+            </w:pPr>
+            <w:r>
+              <w:rPr>
+                <w:b w:val="false"/>
+                <w:bCs w:val="false"/>
+                <w:sz w:val="19"/>
+                <w:szCs w:val="19"/>
+              </w:rPr>
+              <w:t xml:space="preserve"/>
+            </w:r>
+          </w:p>
+        </w:tc>
+      </w:tr>
+      <w:tr>
+        <w:tc>
+          <w:tcPr>
+            <w:tcW w:type="dxa" w:w="500"/>
+            <w:tcMar>
+              <w:top w:type="dxa" w:w="80"/>
+              <w:left w:type="dxa" w:w="110"/>
+              <w:bottom w:type="dxa" w:w="80"/>
+              <w:right w:type="dxa" w:w="110"/>
+            </w:tcMar>
+          </w:tcPr>
+          <w:p>
+            <w:pPr>
+              <w:spacing w:after="0"/>
+            </w:pPr>
+            <w:r>
+              <w:rPr>
+                <w:b w:val="false"/>
+                <w:bCs w:val="false"/>
+                <w:sz w:val="19"/>
+                <w:szCs w:val="19"/>
+              </w:rPr>
+              <w:t xml:space="preserve">G-17</w:t>
+            </w:r>
+          </w:p>
+        </w:tc>
+        <w:tc>
+          <w:tcPr>
+            <w:tcW w:type="dxa" w:w="1100"/>
+            <w:tcMar>
+              <w:top w:type="dxa" w:w="80"/>
+              <w:left w:type="dxa" w:w="110"/>
+              <w:bottom w:type="dxa" w:w="80"/>
+              <w:right w:type="dxa" w:w="110"/>
+            </w:tcMar>
+          </w:tcPr>
+          <w:p>
+            <w:pPr>
+              <w:spacing w:after="0"/>
+            </w:pPr>
+            <w:r>
+              <w:rPr>
+                <w:b w:val="false"/>
+                <w:bCs w:val="false"/>
+                <w:sz w:val="19"/>
+                <w:szCs w:val="19"/>
+              </w:rPr>
+              <w:t xml:space="preserve">設定</w:t>
+            </w:r>
+          </w:p>
+        </w:tc>
+        <w:tc>
+          <w:tcPr>
+            <w:tcW w:type="dxa" w:w="2400"/>
+            <w:tcMar>
+              <w:top w:type="dxa" w:w="80"/>
+              <w:left w:type="dxa" w:w="110"/>
+              <w:bottom w:type="dxa" w:w="80"/>
+              <w:right w:type="dxa" w:w="110"/>
+            </w:tcMar>
+          </w:tcPr>
+          <w:p>
+            <w:pPr>
+              <w:spacing w:after="0"/>
+            </w:pPr>
+            <w:r>
+              <w:rPr>
+                <w:b w:val="false"/>
+                <w:bCs w:val="false"/>
+                <w:sz w:val="19"/>
+                <w:szCs w:val="19"/>
+              </w:rPr>
+              <w:t xml:space="preserve">未設定なら従来どおり届く</w:t>
+            </w:r>
+          </w:p>
+        </w:tc>
+        <w:tc>
+          <w:tcPr>
+            <w:tcW w:type="dxa" w:w="3400"/>
+            <w:tcMar>
+              <w:top w:type="dxa" w:w="80"/>
+              <w:left w:type="dxa" w:w="110"/>
+              <w:bottom w:type="dxa" w:w="80"/>
+              <w:right w:type="dxa" w:w="110"/>
+            </w:tcMar>
+          </w:tcPr>
+          <w:p>
+            <w:pPr>
+              <w:spacing w:after="0"/>
+            </w:pPr>
+            <w:r>
+              <w:rPr>
+                <w:b w:val="false"/>
+                <w:bCs w:val="false"/>
+                <w:sz w:val="19"/>
+                <w:szCs w:val="19"/>
+              </w:rPr>
+              <w:t xml:space="preserve">L・M列がチェックボックスになっていない社員宛の通知を発生させる</w:t>
+            </w:r>
+          </w:p>
+        </w:tc>
+        <w:tc>
+          <w:tcPr>
+            <w:tcW w:type="dxa" w:w="3800"/>
+            <w:tcMar>
+              <w:top w:type="dxa" w:w="80"/>
+              <w:left w:type="dxa" w:w="110"/>
+              <w:bottom w:type="dxa" w:w="80"/>
+              <w:right w:type="dxa" w:w="110"/>
+            </w:tcMar>
+          </w:tcPr>
+          <w:p>
+            <w:pPr>
+              <w:spacing w:after="0"/>
+            </w:pPr>
+            <w:r>
+              <w:rPr>
+                <w:b w:val="false"/>
+                <w:bCs w:val="false"/>
+                <w:sz w:val="19"/>
+                <w:szCs w:val="19"/>
+              </w:rPr>
+              <w:t xml:space="preserve">総務ロールはメール、それ以外はChatworkで届く</w:t>
+            </w:r>
+          </w:p>
+        </w:tc>
+        <w:tc>
+          <w:tcPr>
+            <w:tcW w:type="dxa" w:w="1200"/>
+            <w:tcMar>
+              <w:top w:type="dxa" w:w="80"/>
+              <w:left w:type="dxa" w:w="110"/>
+              <w:bottom w:type="dxa" w:w="80"/>
+              <w:right w:type="dxa" w:w="110"/>
+            </w:tcMar>
+          </w:tcPr>
+          <w:p>
+            <w:pPr>
+              <w:spacing w:after="0"/>
+            </w:pPr>
+            <w:r>
+              <w:rPr>
+                <w:b w:val="false"/>
+                <w:bCs w:val="false"/>
+                <w:sz w:val="19"/>
+                <w:szCs w:val="19"/>
+              </w:rPr>
+              <w:t xml:space="preserve">□ OK</w:t>
+            </w:r>
+          </w:p>
+          <w:p>
+            <w:pPr>
+              <w:spacing w:after="0"/>
+            </w:pPr>
+            <w:r>
+              <w:rPr>
+                <w:b w:val="false"/>
+                <w:bCs w:val="false"/>
+                <w:sz w:val="19"/>
+                <w:szCs w:val="19"/>
+              </w:rPr>
+              <w:t xml:space="preserve">□ NG</w:t>
+            </w:r>
+          </w:p>
+        </w:tc>
+        <w:tc>
+          <w:tcPr>
+            <w:tcW w:type="dxa" w:w="2200"/>
             <w:tcMar>
               <w:top w:type="dxa" w:w="80"/>
               <w:left w:type="dxa" w:w="110"/>
@@ -39862,6 +41137,1418 @@
                 <w:szCs w:val="19"/>
               </w:rPr>
               <w:t xml:space="preserve">非活性になり、理由が表示される</w:t>
+            </w:r>
+          </w:p>
+        </w:tc>
+        <w:tc>
+          <w:tcPr>
+            <w:tcW w:type="dxa" w:w="1200"/>
+            <w:shd w:fill="F5F7FA" w:val="clear"/>
+            <w:tcMar>
+              <w:top w:type="dxa" w:w="80"/>
+              <w:left w:type="dxa" w:w="110"/>
+              <w:bottom w:type="dxa" w:w="80"/>
+              <w:right w:type="dxa" w:w="110"/>
+            </w:tcMar>
+          </w:tcPr>
+          <w:p>
+            <w:pPr>
+              <w:spacing w:after="0"/>
+            </w:pPr>
+            <w:r>
+              <w:rPr>
+                <w:b w:val="false"/>
+                <w:bCs w:val="false"/>
+                <w:sz w:val="19"/>
+                <w:szCs w:val="19"/>
+              </w:rPr>
+              <w:t xml:space="preserve">□ OK</w:t>
+            </w:r>
+          </w:p>
+          <w:p>
+            <w:pPr>
+              <w:spacing w:after="0"/>
+            </w:pPr>
+            <w:r>
+              <w:rPr>
+                <w:b w:val="false"/>
+                <w:bCs w:val="false"/>
+                <w:sz w:val="19"/>
+                <w:szCs w:val="19"/>
+              </w:rPr>
+              <w:t xml:space="preserve">□ NG</w:t>
+            </w:r>
+          </w:p>
+        </w:tc>
+        <w:tc>
+          <w:tcPr>
+            <w:tcW w:type="dxa" w:w="2200"/>
+            <w:shd w:fill="F5F7FA" w:val="clear"/>
+            <w:tcMar>
+              <w:top w:type="dxa" w:w="80"/>
+              <w:left w:type="dxa" w:w="110"/>
+              <w:bottom w:type="dxa" w:w="80"/>
+              <w:right w:type="dxa" w:w="110"/>
+            </w:tcMar>
+          </w:tcPr>
+          <w:p>
+            <w:pPr>
+              <w:spacing w:after="0"/>
+            </w:pPr>
+            <w:r>
+              <w:rPr>
+                <w:b w:val="false"/>
+                <w:bCs w:val="false"/>
+                <w:sz w:val="19"/>
+                <w:szCs w:val="19"/>
+              </w:rPr>
+              <w:t xml:space="preserve"/>
+            </w:r>
+          </w:p>
+        </w:tc>
+      </w:tr>
+    </w:tbl>
+    <w:p>
+      <w:pPr>
+        <w:pStyle w:val="Heading2"/>
+      </w:pPr>
+      <w:r>
+        <w:t xml:space="preserve">L. 旧一覧からの案件移行（移行する場合のみ）</w:t>
+      </w:r>
+    </w:p>
+    <w:p>
+      <w:pPr>
+        <w:spacing w:after="120"/>
+      </w:pPr>
+      <w:r>
+        <w:rPr>
+          <w:b w:val="false"/>
+          <w:bCs w:val="false"/>
+          <w:i w:val="false"/>
+          <w:iCs w:val="false"/>
+        </w:rPr>
+        <w:t xml:space="preserve">※管理用アカウントでスクリプトエディタから実行します。取り込みは表示シート・全案件DBが空の状態でしか行えないため、テストデータをリセットした後（本番切り替えの準備時）に実施してください。</w:t>
+      </w:r>
+    </w:p>
+    <w:tbl>
+      <w:tblPr>
+        <w:tblW w:type="dxa" w:w="14600"/>
+        <w:tblBorders>
+          <w:top w:val="single" w:color="AAB4C4" w:sz="4"/>
+          <w:left w:val="single" w:color="AAB4C4" w:sz="4"/>
+          <w:bottom w:val="single" w:color="AAB4C4" w:sz="4"/>
+          <w:right w:val="single" w:color="AAB4C4" w:sz="4"/>
+          <w:insideH w:val="single" w:color="C6CFDC" w:sz="2"/>
+          <w:insideV w:val="single" w:color="C6CFDC" w:sz="2"/>
+        </w:tblBorders>
+      </w:tblPr>
+      <w:tblGrid>
+        <w:gridCol w:w="500"/>
+        <w:gridCol w:w="1100"/>
+        <w:gridCol w:w="2400"/>
+        <w:gridCol w:w="3400"/>
+        <w:gridCol w:w="3800"/>
+        <w:gridCol w:w="1200"/>
+        <w:gridCol w:w="2200"/>
+      </w:tblGrid>
+      <w:tr>
+        <w:trPr>
+          <w:tblHeader/>
+        </w:trPr>
+        <w:tc>
+          <w:tcPr>
+            <w:tcW w:type="dxa" w:w="500"/>
+            <w:shd w:fill="DCE6F1" w:val="clear"/>
+            <w:tcMar>
+              <w:top w:type="dxa" w:w="80"/>
+              <w:left w:type="dxa" w:w="110"/>
+              <w:bottom w:type="dxa" w:w="80"/>
+              <w:right w:type="dxa" w:w="110"/>
+            </w:tcMar>
+          </w:tcPr>
+          <w:p>
+            <w:pPr>
+              <w:spacing w:after="0"/>
+            </w:pPr>
+            <w:r>
+              <w:rPr>
+                <w:b/>
+                <w:bCs/>
+                <w:sz w:val="19"/>
+                <w:szCs w:val="19"/>
+              </w:rPr>
+              <w:t xml:space="preserve">#</w:t>
+            </w:r>
+          </w:p>
+        </w:tc>
+        <w:tc>
+          <w:tcPr>
+            <w:tcW w:type="dxa" w:w="1100"/>
+            <w:shd w:fill="DCE6F1" w:val="clear"/>
+            <w:tcMar>
+              <w:top w:type="dxa" w:w="80"/>
+              <w:left w:type="dxa" w:w="110"/>
+              <w:bottom w:type="dxa" w:w="80"/>
+              <w:right w:type="dxa" w:w="110"/>
+            </w:tcMar>
+          </w:tcPr>
+          <w:p>
+            <w:pPr>
+              <w:spacing w:after="0"/>
+            </w:pPr>
+            <w:r>
+              <w:rPr>
+                <w:b/>
+                <w:bCs/>
+                <w:sz w:val="19"/>
+                <w:szCs w:val="19"/>
+              </w:rPr>
+              <w:t xml:space="preserve">区分</w:t>
+            </w:r>
+          </w:p>
+        </w:tc>
+        <w:tc>
+          <w:tcPr>
+            <w:tcW w:type="dxa" w:w="2400"/>
+            <w:shd w:fill="DCE6F1" w:val="clear"/>
+            <w:tcMar>
+              <w:top w:type="dxa" w:w="80"/>
+              <w:left w:type="dxa" w:w="110"/>
+              <w:bottom w:type="dxa" w:w="80"/>
+              <w:right w:type="dxa" w:w="110"/>
+            </w:tcMar>
+          </w:tcPr>
+          <w:p>
+            <w:pPr>
+              <w:spacing w:after="0"/>
+            </w:pPr>
+            <w:r>
+              <w:rPr>
+                <w:b/>
+                <w:bCs/>
+                <w:sz w:val="19"/>
+                <w:szCs w:val="19"/>
+              </w:rPr>
+              <w:t xml:space="preserve">確認項目</w:t>
+            </w:r>
+          </w:p>
+        </w:tc>
+        <w:tc>
+          <w:tcPr>
+            <w:tcW w:type="dxa" w:w="3400"/>
+            <w:shd w:fill="DCE6F1" w:val="clear"/>
+            <w:tcMar>
+              <w:top w:type="dxa" w:w="80"/>
+              <w:left w:type="dxa" w:w="110"/>
+              <w:bottom w:type="dxa" w:w="80"/>
+              <w:right w:type="dxa" w:w="110"/>
+            </w:tcMar>
+          </w:tcPr>
+          <w:p>
+            <w:pPr>
+              <w:spacing w:after="0"/>
+            </w:pPr>
+            <w:r>
+              <w:rPr>
+                <w:b/>
+                <w:bCs/>
+                <w:sz w:val="19"/>
+                <w:szCs w:val="19"/>
+              </w:rPr>
+              <w:t xml:space="preserve">操作手順</w:t>
+            </w:r>
+          </w:p>
+        </w:tc>
+        <w:tc>
+          <w:tcPr>
+            <w:tcW w:type="dxa" w:w="3800"/>
+            <w:shd w:fill="DCE6F1" w:val="clear"/>
+            <w:tcMar>
+              <w:top w:type="dxa" w:w="80"/>
+              <w:left w:type="dxa" w:w="110"/>
+              <w:bottom w:type="dxa" w:w="80"/>
+              <w:right w:type="dxa" w:w="110"/>
+            </w:tcMar>
+          </w:tcPr>
+          <w:p>
+            <w:pPr>
+              <w:spacing w:after="0"/>
+            </w:pPr>
+            <w:r>
+              <w:rPr>
+                <w:b/>
+                <w:bCs/>
+                <w:sz w:val="19"/>
+                <w:szCs w:val="19"/>
+              </w:rPr>
+              <w:t xml:space="preserve">期待される結果</w:t>
+            </w:r>
+          </w:p>
+        </w:tc>
+        <w:tc>
+          <w:tcPr>
+            <w:tcW w:type="dxa" w:w="1200"/>
+            <w:shd w:fill="DCE6F1" w:val="clear"/>
+            <w:tcMar>
+              <w:top w:type="dxa" w:w="80"/>
+              <w:left w:type="dxa" w:w="110"/>
+              <w:bottom w:type="dxa" w:w="80"/>
+              <w:right w:type="dxa" w:w="110"/>
+            </w:tcMar>
+          </w:tcPr>
+          <w:p>
+            <w:pPr>
+              <w:spacing w:after="0"/>
+            </w:pPr>
+            <w:r>
+              <w:rPr>
+                <w:b/>
+                <w:bCs/>
+                <w:sz w:val="19"/>
+                <w:szCs w:val="19"/>
+              </w:rPr>
+              <w:t xml:space="preserve">結果</w:t>
+            </w:r>
+          </w:p>
+        </w:tc>
+        <w:tc>
+          <w:tcPr>
+            <w:tcW w:type="dxa" w:w="2200"/>
+            <w:shd w:fill="DCE6F1" w:val="clear"/>
+            <w:tcMar>
+              <w:top w:type="dxa" w:w="80"/>
+              <w:left w:type="dxa" w:w="110"/>
+              <w:bottom w:type="dxa" w:w="80"/>
+              <w:right w:type="dxa" w:w="110"/>
+            </w:tcMar>
+          </w:tcPr>
+          <w:p>
+            <w:pPr>
+              <w:spacing w:after="0"/>
+            </w:pPr>
+            <w:r>
+              <w:rPr>
+                <w:b/>
+                <w:bCs/>
+                <w:sz w:val="19"/>
+                <w:szCs w:val="19"/>
+              </w:rPr>
+              <w:t xml:space="preserve">備考</w:t>
+            </w:r>
+          </w:p>
+        </w:tc>
+      </w:tr>
+      <w:tr>
+        <w:tc>
+          <w:tcPr>
+            <w:tcW w:type="dxa" w:w="500"/>
+            <w:tcMar>
+              <w:top w:type="dxa" w:w="80"/>
+              <w:left w:type="dxa" w:w="110"/>
+              <w:bottom w:type="dxa" w:w="80"/>
+              <w:right w:type="dxa" w:w="110"/>
+            </w:tcMar>
+          </w:tcPr>
+          <w:p>
+            <w:pPr>
+              <w:spacing w:after="0"/>
+            </w:pPr>
+            <w:r>
+              <w:rPr>
+                <w:b w:val="false"/>
+                <w:bCs w:val="false"/>
+                <w:sz w:val="19"/>
+                <w:szCs w:val="19"/>
+              </w:rPr>
+              <w:t xml:space="preserve">L-1</w:t>
+            </w:r>
+          </w:p>
+        </w:tc>
+        <w:tc>
+          <w:tcPr>
+            <w:tcW w:type="dxa" w:w="1100"/>
+            <w:tcMar>
+              <w:top w:type="dxa" w:w="80"/>
+              <w:left w:type="dxa" w:w="110"/>
+              <w:bottom w:type="dxa" w:w="80"/>
+              <w:right w:type="dxa" w:w="110"/>
+            </w:tcMar>
+          </w:tcPr>
+          <w:p>
+            <w:pPr>
+              <w:spacing w:after="0"/>
+            </w:pPr>
+            <w:r>
+              <w:rPr>
+                <w:b w:val="false"/>
+                <w:bCs w:val="false"/>
+                <w:sz w:val="19"/>
+                <w:szCs w:val="19"/>
+              </w:rPr>
+              <w:t xml:space="preserve">移行</w:t>
+            </w:r>
+          </w:p>
+        </w:tc>
+        <w:tc>
+          <w:tcPr>
+            <w:tcW w:type="dxa" w:w="2400"/>
+            <w:tcMar>
+              <w:top w:type="dxa" w:w="80"/>
+              <w:left w:type="dxa" w:w="110"/>
+              <w:bottom w:type="dxa" w:w="80"/>
+              <w:right w:type="dxa" w:w="110"/>
+            </w:tcMar>
+          </w:tcPr>
+          <w:p>
+            <w:pPr>
+              <w:spacing w:after="0"/>
+            </w:pPr>
+            <w:r>
+              <w:rPr>
+                <w:b w:val="false"/>
+                <w:bCs w:val="false"/>
+                <w:sz w:val="19"/>
+                <w:szCs w:val="19"/>
+              </w:rPr>
+              <w:t xml:space="preserve">点検では何も書き込まれない</w:t>
+            </w:r>
+          </w:p>
+        </w:tc>
+        <w:tc>
+          <w:tcPr>
+            <w:tcW w:type="dxa" w:w="3400"/>
+            <w:tcMar>
+              <w:top w:type="dxa" w:w="80"/>
+              <w:left w:type="dxa" w:w="110"/>
+              <w:bottom w:type="dxa" w:w="80"/>
+              <w:right w:type="dxa" w:w="110"/>
+            </w:tcMar>
+          </w:tcPr>
+          <w:p>
+            <w:pPr>
+              <w:spacing w:after="0"/>
+            </w:pPr>
+            <w:r>
+              <w:rPr>
+                <w:b w:val="false"/>
+                <w:bCs w:val="false"/>
+                <w:sz w:val="19"/>
+                <w:szCs w:val="19"/>
+              </w:rPr>
+              <w:t xml:space="preserve">「移行データ」シートを用意し、runCheckMigrationSheet を実行</w:t>
+            </w:r>
+          </w:p>
+        </w:tc>
+        <w:tc>
+          <w:tcPr>
+            <w:tcW w:type="dxa" w:w="3800"/>
+            <w:tcMar>
+              <w:top w:type="dxa" w:w="80"/>
+              <w:left w:type="dxa" w:w="110"/>
+              <w:bottom w:type="dxa" w:w="80"/>
+              <w:right w:type="dxa" w:w="110"/>
+            </w:tcMar>
+          </w:tcPr>
+          <w:p>
+            <w:pPr>
+              <w:spacing w:after="0"/>
+            </w:pPr>
+            <w:r>
+              <w:rPr>
+                <w:b w:val="false"/>
+                <w:bCs w:val="false"/>
+                <w:sz w:val="19"/>
+                <w:szCs w:val="19"/>
+              </w:rPr>
+              <w:t xml:space="preserve">件数の内訳（進行中・完了・中止）が表示され、案件シートは変わらない</w:t>
+            </w:r>
+          </w:p>
+        </w:tc>
+        <w:tc>
+          <w:tcPr>
+            <w:tcW w:type="dxa" w:w="1200"/>
+            <w:tcMar>
+              <w:top w:type="dxa" w:w="80"/>
+              <w:left w:type="dxa" w:w="110"/>
+              <w:bottom w:type="dxa" w:w="80"/>
+              <w:right w:type="dxa" w:w="110"/>
+            </w:tcMar>
+          </w:tcPr>
+          <w:p>
+            <w:pPr>
+              <w:spacing w:after="0"/>
+            </w:pPr>
+            <w:r>
+              <w:rPr>
+                <w:b w:val="false"/>
+                <w:bCs w:val="false"/>
+                <w:sz w:val="19"/>
+                <w:szCs w:val="19"/>
+              </w:rPr>
+              <w:t xml:space="preserve">□ OK</w:t>
+            </w:r>
+          </w:p>
+          <w:p>
+            <w:pPr>
+              <w:spacing w:after="0"/>
+            </w:pPr>
+            <w:r>
+              <w:rPr>
+                <w:b w:val="false"/>
+                <w:bCs w:val="false"/>
+                <w:sz w:val="19"/>
+                <w:szCs w:val="19"/>
+              </w:rPr>
+              <w:t xml:space="preserve">□ NG</w:t>
+            </w:r>
+          </w:p>
+        </w:tc>
+        <w:tc>
+          <w:tcPr>
+            <w:tcW w:type="dxa" w:w="2200"/>
+            <w:tcMar>
+              <w:top w:type="dxa" w:w="80"/>
+              <w:left w:type="dxa" w:w="110"/>
+              <w:bottom w:type="dxa" w:w="80"/>
+              <w:right w:type="dxa" w:w="110"/>
+            </w:tcMar>
+          </w:tcPr>
+          <w:p>
+            <w:pPr>
+              <w:spacing w:after="0"/>
+            </w:pPr>
+            <w:r>
+              <w:rPr>
+                <w:b w:val="false"/>
+                <w:bCs w:val="false"/>
+                <w:sz w:val="19"/>
+                <w:szCs w:val="19"/>
+              </w:rPr>
+              <w:t xml:space="preserve"/>
+            </w:r>
+          </w:p>
+        </w:tc>
+      </w:tr>
+      <w:tr>
+        <w:tc>
+          <w:tcPr>
+            <w:tcW w:type="dxa" w:w="500"/>
+            <w:shd w:fill="F5F7FA" w:val="clear"/>
+            <w:tcMar>
+              <w:top w:type="dxa" w:w="80"/>
+              <w:left w:type="dxa" w:w="110"/>
+              <w:bottom w:type="dxa" w:w="80"/>
+              <w:right w:type="dxa" w:w="110"/>
+            </w:tcMar>
+          </w:tcPr>
+          <w:p>
+            <w:pPr>
+              <w:spacing w:after="0"/>
+            </w:pPr>
+            <w:r>
+              <w:rPr>
+                <w:b w:val="false"/>
+                <w:bCs w:val="false"/>
+                <w:sz w:val="19"/>
+                <w:szCs w:val="19"/>
+              </w:rPr>
+              <w:t xml:space="preserve">L-2</w:t>
+            </w:r>
+          </w:p>
+        </w:tc>
+        <w:tc>
+          <w:tcPr>
+            <w:tcW w:type="dxa" w:w="1100"/>
+            <w:shd w:fill="F5F7FA" w:val="clear"/>
+            <w:tcMar>
+              <w:top w:type="dxa" w:w="80"/>
+              <w:left w:type="dxa" w:w="110"/>
+              <w:bottom w:type="dxa" w:w="80"/>
+              <w:right w:type="dxa" w:w="110"/>
+            </w:tcMar>
+          </w:tcPr>
+          <w:p>
+            <w:pPr>
+              <w:spacing w:after="0"/>
+            </w:pPr>
+            <w:r>
+              <w:rPr>
+                <w:b w:val="false"/>
+                <w:bCs w:val="false"/>
+                <w:sz w:val="19"/>
+                <w:szCs w:val="19"/>
+              </w:rPr>
+              <w:t xml:space="preserve">移行</w:t>
+            </w:r>
+          </w:p>
+        </w:tc>
+        <w:tc>
+          <w:tcPr>
+            <w:tcW w:type="dxa" w:w="2400"/>
+            <w:shd w:fill="F5F7FA" w:val="clear"/>
+            <w:tcMar>
+              <w:top w:type="dxa" w:w="80"/>
+              <w:left w:type="dxa" w:w="110"/>
+              <w:bottom w:type="dxa" w:w="80"/>
+              <w:right w:type="dxa" w:w="110"/>
+            </w:tcMar>
+          </w:tcPr>
+          <w:p>
+            <w:pPr>
+              <w:spacing w:after="0"/>
+            </w:pPr>
+            <w:r>
+              <w:rPr>
+                <w:b w:val="false"/>
+                <w:bCs w:val="false"/>
+                <w:sz w:val="19"/>
+                <w:szCs w:val="19"/>
+              </w:rPr>
+              <w:t xml:space="preserve">不備のある行が指摘される</w:t>
+            </w:r>
+          </w:p>
+        </w:tc>
+        <w:tc>
+          <w:tcPr>
+            <w:tcW w:type="dxa" w:w="3400"/>
+            <w:shd w:fill="F5F7FA" w:val="clear"/>
+            <w:tcMar>
+              <w:top w:type="dxa" w:w="80"/>
+              <w:left w:type="dxa" w:w="110"/>
+              <w:bottom w:type="dxa" w:w="80"/>
+              <w:right w:type="dxa" w:w="110"/>
+            </w:tcMar>
+          </w:tcPr>
+          <w:p>
+            <w:pPr>
+              <w:spacing w:after="0"/>
+            </w:pPr>
+            <w:r>
+              <w:rPr>
+                <w:b w:val="false"/>
+                <w:bCs w:val="false"/>
+                <w:sz w:val="19"/>
+                <w:szCs w:val="19"/>
+              </w:rPr>
+              <w:t xml:space="preserve">取引先名を選択肢に無い値にした行を入れて L-1 を実行</w:t>
+            </w:r>
+          </w:p>
+        </w:tc>
+        <w:tc>
+          <w:tcPr>
+            <w:tcW w:type="dxa" w:w="3800"/>
+            <w:shd w:fill="F5F7FA" w:val="clear"/>
+            <w:tcMar>
+              <w:top w:type="dxa" w:w="80"/>
+              <w:left w:type="dxa" w:w="110"/>
+              <w:bottom w:type="dxa" w:w="80"/>
+              <w:right w:type="dxa" w:w="110"/>
+            </w:tcMar>
+          </w:tcPr>
+          <w:p>
+            <w:pPr>
+              <w:spacing w:after="0"/>
+            </w:pPr>
+            <w:r>
+              <w:rPr>
+                <w:b w:val="false"/>
+                <w:bCs w:val="false"/>
+                <w:sz w:val="19"/>
+                <w:szCs w:val="19"/>
+              </w:rPr>
+              <w:t xml:space="preserve">行番号と不備の内容が表示される</w:t>
+            </w:r>
+          </w:p>
+        </w:tc>
+        <w:tc>
+          <w:tcPr>
+            <w:tcW w:type="dxa" w:w="1200"/>
+            <w:shd w:fill="F5F7FA" w:val="clear"/>
+            <w:tcMar>
+              <w:top w:type="dxa" w:w="80"/>
+              <w:left w:type="dxa" w:w="110"/>
+              <w:bottom w:type="dxa" w:w="80"/>
+              <w:right w:type="dxa" w:w="110"/>
+            </w:tcMar>
+          </w:tcPr>
+          <w:p>
+            <w:pPr>
+              <w:spacing w:after="0"/>
+            </w:pPr>
+            <w:r>
+              <w:rPr>
+                <w:b w:val="false"/>
+                <w:bCs w:val="false"/>
+                <w:sz w:val="19"/>
+                <w:szCs w:val="19"/>
+              </w:rPr>
+              <w:t xml:space="preserve">□ OK</w:t>
+            </w:r>
+          </w:p>
+          <w:p>
+            <w:pPr>
+              <w:spacing w:after="0"/>
+            </w:pPr>
+            <w:r>
+              <w:rPr>
+                <w:b w:val="false"/>
+                <w:bCs w:val="false"/>
+                <w:sz w:val="19"/>
+                <w:szCs w:val="19"/>
+              </w:rPr>
+              <w:t xml:space="preserve">□ NG</w:t>
+            </w:r>
+          </w:p>
+        </w:tc>
+        <w:tc>
+          <w:tcPr>
+            <w:tcW w:type="dxa" w:w="2200"/>
+            <w:shd w:fill="F5F7FA" w:val="clear"/>
+            <w:tcMar>
+              <w:top w:type="dxa" w:w="80"/>
+              <w:left w:type="dxa" w:w="110"/>
+              <w:bottom w:type="dxa" w:w="80"/>
+              <w:right w:type="dxa" w:w="110"/>
+            </w:tcMar>
+          </w:tcPr>
+          <w:p>
+            <w:pPr>
+              <w:spacing w:after="0"/>
+            </w:pPr>
+            <w:r>
+              <w:rPr>
+                <w:b w:val="false"/>
+                <w:bCs w:val="false"/>
+                <w:sz w:val="19"/>
+                <w:szCs w:val="19"/>
+              </w:rPr>
+              <w:t xml:space="preserve"/>
+            </w:r>
+          </w:p>
+        </w:tc>
+      </w:tr>
+      <w:tr>
+        <w:tc>
+          <w:tcPr>
+            <w:tcW w:type="dxa" w:w="500"/>
+            <w:tcMar>
+              <w:top w:type="dxa" w:w="80"/>
+              <w:left w:type="dxa" w:w="110"/>
+              <w:bottom w:type="dxa" w:w="80"/>
+              <w:right w:type="dxa" w:w="110"/>
+            </w:tcMar>
+          </w:tcPr>
+          <w:p>
+            <w:pPr>
+              <w:spacing w:after="0"/>
+            </w:pPr>
+            <w:r>
+              <w:rPr>
+                <w:b w:val="false"/>
+                <w:bCs w:val="false"/>
+                <w:sz w:val="19"/>
+                <w:szCs w:val="19"/>
+              </w:rPr>
+              <w:t xml:space="preserve">L-3</w:t>
+            </w:r>
+          </w:p>
+        </w:tc>
+        <w:tc>
+          <w:tcPr>
+            <w:tcW w:type="dxa" w:w="1100"/>
+            <w:tcMar>
+              <w:top w:type="dxa" w:w="80"/>
+              <w:left w:type="dxa" w:w="110"/>
+              <w:bottom w:type="dxa" w:w="80"/>
+              <w:right w:type="dxa" w:w="110"/>
+            </w:tcMar>
+          </w:tcPr>
+          <w:p>
+            <w:pPr>
+              <w:spacing w:after="0"/>
+            </w:pPr>
+            <w:r>
+              <w:rPr>
+                <w:b w:val="false"/>
+                <w:bCs w:val="false"/>
+                <w:sz w:val="19"/>
+                <w:szCs w:val="19"/>
+              </w:rPr>
+              <w:t xml:space="preserve">移行</w:t>
+            </w:r>
+          </w:p>
+        </w:tc>
+        <w:tc>
+          <w:tcPr>
+            <w:tcW w:type="dxa" w:w="2400"/>
+            <w:tcMar>
+              <w:top w:type="dxa" w:w="80"/>
+              <w:left w:type="dxa" w:w="110"/>
+              <w:bottom w:type="dxa" w:w="80"/>
+              <w:right w:type="dxa" w:w="110"/>
+            </w:tcMar>
+          </w:tcPr>
+          <w:p>
+            <w:pPr>
+              <w:spacing w:after="0"/>
+            </w:pPr>
+            <w:r>
+              <w:rPr>
+                <w:b w:val="false"/>
+                <w:bCs w:val="false"/>
+                <w:sz w:val="19"/>
+                <w:szCs w:val="19"/>
+              </w:rPr>
+              <w:t xml:space="preserve">不備があると取り込まれない</w:t>
+            </w:r>
+          </w:p>
+        </w:tc>
+        <w:tc>
+          <w:tcPr>
+            <w:tcW w:type="dxa" w:w="3400"/>
+            <w:tcMar>
+              <w:top w:type="dxa" w:w="80"/>
+              <w:left w:type="dxa" w:w="110"/>
+              <w:bottom w:type="dxa" w:w="80"/>
+              <w:right w:type="dxa" w:w="110"/>
+            </w:tcMar>
+          </w:tcPr>
+          <w:p>
+            <w:pPr>
+              <w:spacing w:after="0"/>
+            </w:pPr>
+            <w:r>
+              <w:rPr>
+                <w:b w:val="false"/>
+                <w:bCs w:val="false"/>
+                <w:sz w:val="19"/>
+                <w:szCs w:val="19"/>
+              </w:rPr>
+              <w:t xml:space="preserve">L-2 の状態で runImportCasesFromMigrationSheet を実行</w:t>
+            </w:r>
+          </w:p>
+        </w:tc>
+        <w:tc>
+          <w:tcPr>
+            <w:tcW w:type="dxa" w:w="3800"/>
+            <w:tcMar>
+              <w:top w:type="dxa" w:w="80"/>
+              <w:left w:type="dxa" w:w="110"/>
+              <w:bottom w:type="dxa" w:w="80"/>
+              <w:right w:type="dxa" w:w="110"/>
+            </w:tcMar>
+          </w:tcPr>
+          <w:p>
+            <w:pPr>
+              <w:spacing w:after="0"/>
+            </w:pPr>
+            <w:r>
+              <w:rPr>
+                <w:b w:val="false"/>
+                <w:bCs w:val="false"/>
+                <w:sz w:val="19"/>
+                <w:szCs w:val="19"/>
+              </w:rPr>
+              <w:t xml:space="preserve">「取り込みを中止しました」と表示され、案件シートは変わらない</w:t>
+            </w:r>
+          </w:p>
+        </w:tc>
+        <w:tc>
+          <w:tcPr>
+            <w:tcW w:type="dxa" w:w="1200"/>
+            <w:tcMar>
+              <w:top w:type="dxa" w:w="80"/>
+              <w:left w:type="dxa" w:w="110"/>
+              <w:bottom w:type="dxa" w:w="80"/>
+              <w:right w:type="dxa" w:w="110"/>
+            </w:tcMar>
+          </w:tcPr>
+          <w:p>
+            <w:pPr>
+              <w:spacing w:after="0"/>
+            </w:pPr>
+            <w:r>
+              <w:rPr>
+                <w:b w:val="false"/>
+                <w:bCs w:val="false"/>
+                <w:sz w:val="19"/>
+                <w:szCs w:val="19"/>
+              </w:rPr>
+              <w:t xml:space="preserve">□ OK</w:t>
+            </w:r>
+          </w:p>
+          <w:p>
+            <w:pPr>
+              <w:spacing w:after="0"/>
+            </w:pPr>
+            <w:r>
+              <w:rPr>
+                <w:b w:val="false"/>
+                <w:bCs w:val="false"/>
+                <w:sz w:val="19"/>
+                <w:szCs w:val="19"/>
+              </w:rPr>
+              <w:t xml:space="preserve">□ NG</w:t>
+            </w:r>
+          </w:p>
+        </w:tc>
+        <w:tc>
+          <w:tcPr>
+            <w:tcW w:type="dxa" w:w="2200"/>
+            <w:tcMar>
+              <w:top w:type="dxa" w:w="80"/>
+              <w:left w:type="dxa" w:w="110"/>
+              <w:bottom w:type="dxa" w:w="80"/>
+              <w:right w:type="dxa" w:w="110"/>
+            </w:tcMar>
+          </w:tcPr>
+          <w:p>
+            <w:pPr>
+              <w:spacing w:after="0"/>
+            </w:pPr>
+            <w:r>
+              <w:rPr>
+                <w:b w:val="false"/>
+                <w:bCs w:val="false"/>
+                <w:sz w:val="19"/>
+                <w:szCs w:val="19"/>
+              </w:rPr>
+              <w:t xml:space="preserve"/>
+            </w:r>
+          </w:p>
+        </w:tc>
+      </w:tr>
+      <w:tr>
+        <w:tc>
+          <w:tcPr>
+            <w:tcW w:type="dxa" w:w="500"/>
+            <w:shd w:fill="F5F7FA" w:val="clear"/>
+            <w:tcMar>
+              <w:top w:type="dxa" w:w="80"/>
+              <w:left w:type="dxa" w:w="110"/>
+              <w:bottom w:type="dxa" w:w="80"/>
+              <w:right w:type="dxa" w:w="110"/>
+            </w:tcMar>
+          </w:tcPr>
+          <w:p>
+            <w:pPr>
+              <w:spacing w:after="0"/>
+            </w:pPr>
+            <w:r>
+              <w:rPr>
+                <w:b w:val="false"/>
+                <w:bCs w:val="false"/>
+                <w:sz w:val="19"/>
+                <w:szCs w:val="19"/>
+              </w:rPr>
+              <w:t xml:space="preserve">L-4</w:t>
+            </w:r>
+          </w:p>
+        </w:tc>
+        <w:tc>
+          <w:tcPr>
+            <w:tcW w:type="dxa" w:w="1100"/>
+            <w:shd w:fill="F5F7FA" w:val="clear"/>
+            <w:tcMar>
+              <w:top w:type="dxa" w:w="80"/>
+              <w:left w:type="dxa" w:w="110"/>
+              <w:bottom w:type="dxa" w:w="80"/>
+              <w:right w:type="dxa" w:w="110"/>
+            </w:tcMar>
+          </w:tcPr>
+          <w:p>
+            <w:pPr>
+              <w:spacing w:after="0"/>
+            </w:pPr>
+            <w:r>
+              <w:rPr>
+                <w:b w:val="false"/>
+                <w:bCs w:val="false"/>
+                <w:sz w:val="19"/>
+                <w:szCs w:val="19"/>
+              </w:rPr>
+              <w:t xml:space="preserve">移行</w:t>
+            </w:r>
+          </w:p>
+        </w:tc>
+        <w:tc>
+          <w:tcPr>
+            <w:tcW w:type="dxa" w:w="2400"/>
+            <w:shd w:fill="F5F7FA" w:val="clear"/>
+            <w:tcMar>
+              <w:top w:type="dxa" w:w="80"/>
+              <w:left w:type="dxa" w:w="110"/>
+              <w:bottom w:type="dxa" w:w="80"/>
+              <w:right w:type="dxa" w:w="110"/>
+            </w:tcMar>
+          </w:tcPr>
+          <w:p>
+            <w:pPr>
+              <w:spacing w:after="0"/>
+            </w:pPr>
+            <w:r>
+              <w:rPr>
+                <w:b w:val="false"/>
+                <w:bCs w:val="false"/>
+                <w:sz w:val="19"/>
+                <w:szCs w:val="19"/>
+              </w:rPr>
+              <w:t xml:space="preserve">移行区分どおりに記録される</w:t>
+            </w:r>
+          </w:p>
+        </w:tc>
+        <w:tc>
+          <w:tcPr>
+            <w:tcW w:type="dxa" w:w="3400"/>
+            <w:shd w:fill="F5F7FA" w:val="clear"/>
+            <w:tcMar>
+              <w:top w:type="dxa" w:w="80"/>
+              <w:left w:type="dxa" w:w="110"/>
+              <w:bottom w:type="dxa" w:w="80"/>
+              <w:right w:type="dxa" w:w="110"/>
+            </w:tcMar>
+          </w:tcPr>
+          <w:p>
+            <w:pPr>
+              <w:spacing w:after="0"/>
+            </w:pPr>
+            <w:r>
+              <w:rPr>
+                <w:b w:val="false"/>
+                <w:bCs w:val="false"/>
+                <w:sz w:val="19"/>
+                <w:szCs w:val="19"/>
+              </w:rPr>
+              <w:t xml:space="preserve">不備を直して runImportCasesFromMigrationSheet を実行</w:t>
+            </w:r>
+          </w:p>
+        </w:tc>
+        <w:tc>
+          <w:tcPr>
+            <w:tcW w:type="dxa" w:w="3800"/>
+            <w:shd w:fill="F5F7FA" w:val="clear"/>
+            <w:tcMar>
+              <w:top w:type="dxa" w:w="80"/>
+              <w:left w:type="dxa" w:w="110"/>
+              <w:bottom w:type="dxa" w:w="80"/>
+              <w:right w:type="dxa" w:w="110"/>
+            </w:tcMar>
+          </w:tcPr>
+          <w:p>
+            <w:pPr>
+              <w:spacing w:after="0"/>
+            </w:pPr>
+            <w:r>
+              <w:rPr>
+                <w:b w:val="false"/>
+                <w:bCs w:val="false"/>
+                <w:sz w:val="19"/>
+                <w:szCs w:val="19"/>
+              </w:rPr>
+              <w:t xml:space="preserve">進行中は表示シートと全案件DB、完了・中止は全案件DBだけに記録される。</w:t>
+            </w:r>
+          </w:p>
+          <w:p>
+            <w:pPr>
+              <w:spacing w:after="0"/>
+            </w:pPr>
+            <w:r>
+              <w:rPr>
+                <w:b w:val="false"/>
+                <w:bCs w:val="false"/>
+                <w:sz w:val="19"/>
+                <w:szCs w:val="19"/>
+              </w:rPr>
+              <w:t xml:space="preserve">案件番号は旧一覧のまま</w:t>
+            </w:r>
+          </w:p>
+        </w:tc>
+        <w:tc>
+          <w:tcPr>
+            <w:tcW w:type="dxa" w:w="1200"/>
+            <w:shd w:fill="F5F7FA" w:val="clear"/>
+            <w:tcMar>
+              <w:top w:type="dxa" w:w="80"/>
+              <w:left w:type="dxa" w:w="110"/>
+              <w:bottom w:type="dxa" w:w="80"/>
+              <w:right w:type="dxa" w:w="110"/>
+            </w:tcMar>
+          </w:tcPr>
+          <w:p>
+            <w:pPr>
+              <w:spacing w:after="0"/>
+            </w:pPr>
+            <w:r>
+              <w:rPr>
+                <w:b w:val="false"/>
+                <w:bCs w:val="false"/>
+                <w:sz w:val="19"/>
+                <w:szCs w:val="19"/>
+              </w:rPr>
+              <w:t xml:space="preserve">□ OK</w:t>
+            </w:r>
+          </w:p>
+          <w:p>
+            <w:pPr>
+              <w:spacing w:after="0"/>
+            </w:pPr>
+            <w:r>
+              <w:rPr>
+                <w:b w:val="false"/>
+                <w:bCs w:val="false"/>
+                <w:sz w:val="19"/>
+                <w:szCs w:val="19"/>
+              </w:rPr>
+              <w:t xml:space="preserve">□ NG</w:t>
+            </w:r>
+          </w:p>
+        </w:tc>
+        <w:tc>
+          <w:tcPr>
+            <w:tcW w:type="dxa" w:w="2200"/>
+            <w:shd w:fill="F5F7FA" w:val="clear"/>
+            <w:tcMar>
+              <w:top w:type="dxa" w:w="80"/>
+              <w:left w:type="dxa" w:w="110"/>
+              <w:bottom w:type="dxa" w:w="80"/>
+              <w:right w:type="dxa" w:w="110"/>
+            </w:tcMar>
+          </w:tcPr>
+          <w:p>
+            <w:pPr>
+              <w:spacing w:after="0"/>
+            </w:pPr>
+            <w:r>
+              <w:rPr>
+                <w:b w:val="false"/>
+                <w:bCs w:val="false"/>
+                <w:sz w:val="19"/>
+                <w:szCs w:val="19"/>
+              </w:rPr>
+              <w:t xml:space="preserve"/>
+            </w:r>
+          </w:p>
+        </w:tc>
+      </w:tr>
+      <w:tr>
+        <w:tc>
+          <w:tcPr>
+            <w:tcW w:type="dxa" w:w="500"/>
+            <w:tcMar>
+              <w:top w:type="dxa" w:w="80"/>
+              <w:left w:type="dxa" w:w="110"/>
+              <w:bottom w:type="dxa" w:w="80"/>
+              <w:right w:type="dxa" w:w="110"/>
+            </w:tcMar>
+          </w:tcPr>
+          <w:p>
+            <w:pPr>
+              <w:spacing w:after="0"/>
+            </w:pPr>
+            <w:r>
+              <w:rPr>
+                <w:b w:val="false"/>
+                <w:bCs w:val="false"/>
+                <w:sz w:val="19"/>
+                <w:szCs w:val="19"/>
+              </w:rPr>
+              <w:t xml:space="preserve">L-5</w:t>
+            </w:r>
+          </w:p>
+        </w:tc>
+        <w:tc>
+          <w:tcPr>
+            <w:tcW w:type="dxa" w:w="1100"/>
+            <w:tcMar>
+              <w:top w:type="dxa" w:w="80"/>
+              <w:left w:type="dxa" w:w="110"/>
+              <w:bottom w:type="dxa" w:w="80"/>
+              <w:right w:type="dxa" w:w="110"/>
+            </w:tcMar>
+          </w:tcPr>
+          <w:p>
+            <w:pPr>
+              <w:spacing w:after="0"/>
+            </w:pPr>
+            <w:r>
+              <w:rPr>
+                <w:b w:val="false"/>
+                <w:bCs w:val="false"/>
+                <w:sz w:val="19"/>
+                <w:szCs w:val="19"/>
+              </w:rPr>
+              <w:t xml:space="preserve">移行</w:t>
+            </w:r>
+          </w:p>
+        </w:tc>
+        <w:tc>
+          <w:tcPr>
+            <w:tcW w:type="dxa" w:w="2400"/>
+            <w:tcMar>
+              <w:top w:type="dxa" w:w="80"/>
+              <w:left w:type="dxa" w:w="110"/>
+              <w:bottom w:type="dxa" w:w="80"/>
+              <w:right w:type="dxa" w:w="110"/>
+            </w:tcMar>
+          </w:tcPr>
+          <w:p>
+            <w:pPr>
+              <w:spacing w:after="0"/>
+            </w:pPr>
+            <w:r>
+              <w:rPr>
+                <w:b w:val="false"/>
+                <w:bCs w:val="false"/>
+                <w:sz w:val="19"/>
+                <w:szCs w:val="19"/>
+              </w:rPr>
+              <w:t xml:space="preserve">次の案件番号が続きになる</w:t>
+            </w:r>
+          </w:p>
+        </w:tc>
+        <w:tc>
+          <w:tcPr>
+            <w:tcW w:type="dxa" w:w="3400"/>
+            <w:tcMar>
+              <w:top w:type="dxa" w:w="80"/>
+              <w:left w:type="dxa" w:w="110"/>
+              <w:bottom w:type="dxa" w:w="80"/>
+              <w:right w:type="dxa" w:w="110"/>
+            </w:tcMar>
+          </w:tcPr>
+          <w:p>
+            <w:pPr>
+              <w:spacing w:after="0"/>
+            </w:pPr>
+            <w:r>
+              <w:rPr>
+                <w:b w:val="false"/>
+                <w:bCs w:val="false"/>
+                <w:sz w:val="19"/>
+                <w:szCs w:val="19"/>
+              </w:rPr>
+              <w:t xml:space="preserve">取り込み後に新しい案件を登録する</w:t>
+            </w:r>
+          </w:p>
+        </w:tc>
+        <w:tc>
+          <w:tcPr>
+            <w:tcW w:type="dxa" w:w="3800"/>
+            <w:tcMar>
+              <w:top w:type="dxa" w:w="80"/>
+              <w:left w:type="dxa" w:w="110"/>
+              <w:bottom w:type="dxa" w:w="80"/>
+              <w:right w:type="dxa" w:w="110"/>
+            </w:tcMar>
+          </w:tcPr>
+          <w:p>
+            <w:pPr>
+              <w:spacing w:after="0"/>
+            </w:pPr>
+            <w:r>
+              <w:rPr>
+                <w:b w:val="false"/>
+                <w:bCs w:val="false"/>
+                <w:sz w:val="19"/>
+                <w:szCs w:val="19"/>
+              </w:rPr>
+              <w:t xml:space="preserve">取り込んだ最大の番号の次の番号が振られる</w:t>
+            </w:r>
+          </w:p>
+        </w:tc>
+        <w:tc>
+          <w:tcPr>
+            <w:tcW w:type="dxa" w:w="1200"/>
+            <w:tcMar>
+              <w:top w:type="dxa" w:w="80"/>
+              <w:left w:type="dxa" w:w="110"/>
+              <w:bottom w:type="dxa" w:w="80"/>
+              <w:right w:type="dxa" w:w="110"/>
+            </w:tcMar>
+          </w:tcPr>
+          <w:p>
+            <w:pPr>
+              <w:spacing w:after="0"/>
+            </w:pPr>
+            <w:r>
+              <w:rPr>
+                <w:b w:val="false"/>
+                <w:bCs w:val="false"/>
+                <w:sz w:val="19"/>
+                <w:szCs w:val="19"/>
+              </w:rPr>
+              <w:t xml:space="preserve">□ OK</w:t>
+            </w:r>
+          </w:p>
+          <w:p>
+            <w:pPr>
+              <w:spacing w:after="0"/>
+            </w:pPr>
+            <w:r>
+              <w:rPr>
+                <w:b w:val="false"/>
+                <w:bCs w:val="false"/>
+                <w:sz w:val="19"/>
+                <w:szCs w:val="19"/>
+              </w:rPr>
+              <w:t xml:space="preserve">□ NG</w:t>
+            </w:r>
+          </w:p>
+        </w:tc>
+        <w:tc>
+          <w:tcPr>
+            <w:tcW w:type="dxa" w:w="2200"/>
+            <w:tcMar>
+              <w:top w:type="dxa" w:w="80"/>
+              <w:left w:type="dxa" w:w="110"/>
+              <w:bottom w:type="dxa" w:w="80"/>
+              <w:right w:type="dxa" w:w="110"/>
+            </w:tcMar>
+          </w:tcPr>
+          <w:p>
+            <w:pPr>
+              <w:spacing w:after="0"/>
+            </w:pPr>
+            <w:r>
+              <w:rPr>
+                <w:b w:val="false"/>
+                <w:bCs w:val="false"/>
+                <w:sz w:val="19"/>
+                <w:szCs w:val="19"/>
+              </w:rPr>
+              <w:t xml:space="preserve"/>
+            </w:r>
+          </w:p>
+        </w:tc>
+      </w:tr>
+      <w:tr>
+        <w:tc>
+          <w:tcPr>
+            <w:tcW w:type="dxa" w:w="500"/>
+            <w:shd w:fill="F5F7FA" w:val="clear"/>
+            <w:tcMar>
+              <w:top w:type="dxa" w:w="80"/>
+              <w:left w:type="dxa" w:w="110"/>
+              <w:bottom w:type="dxa" w:w="80"/>
+              <w:right w:type="dxa" w:w="110"/>
+            </w:tcMar>
+          </w:tcPr>
+          <w:p>
+            <w:pPr>
+              <w:spacing w:after="0"/>
+            </w:pPr>
+            <w:r>
+              <w:rPr>
+                <w:b w:val="false"/>
+                <w:bCs w:val="false"/>
+                <w:sz w:val="19"/>
+                <w:szCs w:val="19"/>
+              </w:rPr>
+              <w:t xml:space="preserve">L-6</w:t>
+            </w:r>
+          </w:p>
+        </w:tc>
+        <w:tc>
+          <w:tcPr>
+            <w:tcW w:type="dxa" w:w="1100"/>
+            <w:shd w:fill="F5F7FA" w:val="clear"/>
+            <w:tcMar>
+              <w:top w:type="dxa" w:w="80"/>
+              <w:left w:type="dxa" w:w="110"/>
+              <w:bottom w:type="dxa" w:w="80"/>
+              <w:right w:type="dxa" w:w="110"/>
+            </w:tcMar>
+          </w:tcPr>
+          <w:p>
+            <w:pPr>
+              <w:spacing w:after="0"/>
+            </w:pPr>
+            <w:r>
+              <w:rPr>
+                <w:b w:val="false"/>
+                <w:bCs w:val="false"/>
+                <w:sz w:val="19"/>
+                <w:szCs w:val="19"/>
+              </w:rPr>
+              <w:t xml:space="preserve">移行</w:t>
+            </w:r>
+          </w:p>
+        </w:tc>
+        <w:tc>
+          <w:tcPr>
+            <w:tcW w:type="dxa" w:w="2400"/>
+            <w:shd w:fill="F5F7FA" w:val="clear"/>
+            <w:tcMar>
+              <w:top w:type="dxa" w:w="80"/>
+              <w:left w:type="dxa" w:w="110"/>
+              <w:bottom w:type="dxa" w:w="80"/>
+              <w:right w:type="dxa" w:w="110"/>
+            </w:tcMar>
+          </w:tcPr>
+          <w:p>
+            <w:pPr>
+              <w:spacing w:after="0"/>
+            </w:pPr>
+            <w:r>
+              <w:rPr>
+                <w:b w:val="false"/>
+                <w:bCs w:val="false"/>
+                <w:sz w:val="19"/>
+                <w:szCs w:val="19"/>
+              </w:rPr>
+              <w:t xml:space="preserve">二重に取り込まれない</w:t>
+            </w:r>
+          </w:p>
+        </w:tc>
+        <w:tc>
+          <w:tcPr>
+            <w:tcW w:type="dxa" w:w="3400"/>
+            <w:shd w:fill="F5F7FA" w:val="clear"/>
+            <w:tcMar>
+              <w:top w:type="dxa" w:w="80"/>
+              <w:left w:type="dxa" w:w="110"/>
+              <w:bottom w:type="dxa" w:w="80"/>
+              <w:right w:type="dxa" w:w="110"/>
+            </w:tcMar>
+          </w:tcPr>
+          <w:p>
+            <w:pPr>
+              <w:spacing w:after="0"/>
+            </w:pPr>
+            <w:r>
+              <w:rPr>
+                <w:b w:val="false"/>
+                <w:bCs w:val="false"/>
+                <w:sz w:val="19"/>
+                <w:szCs w:val="19"/>
+              </w:rPr>
+              <w:t xml:space="preserve">取り込み後にもう一度 runImportCasesFromMigrationSheet を実行</w:t>
+            </w:r>
+          </w:p>
+        </w:tc>
+        <w:tc>
+          <w:tcPr>
+            <w:tcW w:type="dxa" w:w="3800"/>
+            <w:shd w:fill="F5F7FA" w:val="clear"/>
+            <w:tcMar>
+              <w:top w:type="dxa" w:w="80"/>
+              <w:left w:type="dxa" w:w="110"/>
+              <w:bottom w:type="dxa" w:w="80"/>
+              <w:right w:type="dxa" w:w="110"/>
+            </w:tcMar>
+          </w:tcPr>
+          <w:p>
+            <w:pPr>
+              <w:spacing w:after="0"/>
+            </w:pPr>
+            <w:r>
+              <w:rPr>
+                <w:b w:val="false"/>
+                <w:bCs w:val="false"/>
+                <w:sz w:val="19"/>
+                <w:szCs w:val="19"/>
+              </w:rPr>
+              <w:t xml:space="preserve">既に案件が入っているため中止される</w:t>
             </w:r>
           </w:p>
         </w:tc>
@@ -42309,7 +44996,7 @@
                 <w:sz w:val="19"/>
                 <w:szCs w:val="19"/>
               </w:rPr>
-              <w:t xml:space="preserve">11</w:t>
+              <w:t xml:space="preserve">12</w:t>
             </w:r>
           </w:p>
         </w:tc>
@@ -42463,7 +45150,7 @@
                 <w:sz w:val="19"/>
                 <w:szCs w:val="19"/>
               </w:rPr>
-              <w:t xml:space="preserve">6</w:t>
+              <w:t xml:space="preserve">9</w:t>
             </w:r>
           </w:p>
         </w:tc>
@@ -42619,7 +45306,7 @@
                 <w:sz w:val="19"/>
                 <w:szCs w:val="19"/>
               </w:rPr>
-              <w:t xml:space="preserve">40</w:t>
+              <w:t xml:space="preserve">53</w:t>
             </w:r>
           </w:p>
         </w:tc>
@@ -42773,7 +45460,7 @@
                 <w:sz w:val="19"/>
                 <w:szCs w:val="19"/>
               </w:rPr>
-              <w:t xml:space="preserve">17</w:t>
+              <w:t xml:space="preserve">18</w:t>
             </w:r>
           </w:p>
         </w:tc>
@@ -42929,7 +45616,7 @@
                 <w:sz w:val="19"/>
                 <w:szCs w:val="19"/>
               </w:rPr>
-              <w:t xml:space="preserve">6</w:t>
+              <w:t xml:space="preserve">7</w:t>
             </w:r>
           </w:p>
         </w:tc>
@@ -43057,7 +45744,7 @@
                 <w:sz w:val="19"/>
                 <w:szCs w:val="19"/>
               </w:rPr>
-              <w:t xml:space="preserve">F. 案件クローズ</w:t>
+              <w:t xml:space="preserve">E2. 請求後の再見積もり</w:t>
             </w:r>
           </w:p>
         </w:tc>
@@ -43083,7 +45770,7 @@
                 <w:sz w:val="19"/>
                 <w:szCs w:val="19"/>
               </w:rPr>
-              <w:t xml:space="preserve">15</w:t>
+              <w:t xml:space="preserve">18</w:t>
             </w:r>
           </w:p>
         </w:tc>
@@ -43214,7 +45901,7 @@
                 <w:sz w:val="19"/>
                 <w:szCs w:val="19"/>
               </w:rPr>
-              <w:t xml:space="preserve">G. 通知</w:t>
+              <w:t xml:space="preserve">F. 案件クローズ</w:t>
             </w:r>
           </w:p>
         </w:tc>
@@ -43239,7 +45926,7 @@
                 <w:sz w:val="19"/>
                 <w:szCs w:val="19"/>
               </w:rPr>
-              <w:t xml:space="preserve">12</w:t>
+              <w:t xml:space="preserve">15</w:t>
             </w:r>
           </w:p>
         </w:tc>
@@ -43367,7 +46054,7 @@
                 <w:sz w:val="19"/>
                 <w:szCs w:val="19"/>
               </w:rPr>
-              <w:t xml:space="preserve">H. 権限</w:t>
+              <w:t xml:space="preserve">G. 通知</w:t>
             </w:r>
           </w:p>
         </w:tc>
@@ -43393,7 +46080,7 @@
                 <w:sz w:val="19"/>
                 <w:szCs w:val="19"/>
               </w:rPr>
-              <w:t xml:space="preserve">5</w:t>
+              <w:t xml:space="preserve">17</w:t>
             </w:r>
           </w:p>
         </w:tc>
@@ -43524,7 +46211,7 @@
                 <w:sz w:val="19"/>
                 <w:szCs w:val="19"/>
               </w:rPr>
-              <w:t xml:space="preserve">I. 操作ログ</w:t>
+              <w:t xml:space="preserve">H. 権限</w:t>
             </w:r>
           </w:p>
         </w:tc>
@@ -43549,7 +46236,7 @@
                 <w:sz w:val="19"/>
                 <w:szCs w:val="19"/>
               </w:rPr>
-              <w:t xml:space="preserve">10</w:t>
+              <w:t xml:space="preserve">5</w:t>
             </w:r>
           </w:p>
         </w:tc>
@@ -43677,7 +46364,7 @@
                 <w:sz w:val="19"/>
                 <w:szCs w:val="19"/>
               </w:rPr>
-              <w:t xml:space="preserve">J. データ保全</w:t>
+              <w:t xml:space="preserve">I. 操作ログ</w:t>
             </w:r>
           </w:p>
         </w:tc>
@@ -43703,7 +46390,7 @@
                 <w:sz w:val="19"/>
                 <w:szCs w:val="19"/>
               </w:rPr>
-              <w:t xml:space="preserve">9</w:t>
+              <w:t xml:space="preserve">10</w:t>
             </w:r>
           </w:p>
         </w:tc>
@@ -43834,7 +46521,7 @@
                 <w:sz w:val="19"/>
                 <w:szCs w:val="19"/>
               </w:rPr>
-              <w:t xml:space="preserve">K. 異常系</w:t>
+              <w:t xml:space="preserve">J. データ保全</w:t>
             </w:r>
           </w:p>
         </w:tc>
@@ -43859,7 +46546,7 @@
                 <w:sz w:val="19"/>
                 <w:szCs w:val="19"/>
               </w:rPr>
-              <w:t xml:space="preserve">13</w:t>
+              <w:t xml:space="preserve">10</w:t>
             </w:r>
           </w:p>
         </w:tc>
@@ -43987,6 +46674,316 @@
                 <w:sz w:val="19"/>
                 <w:szCs w:val="19"/>
               </w:rPr>
+              <w:t xml:space="preserve">K. 異常系</w:t>
+            </w:r>
+          </w:p>
+        </w:tc>
+        <w:tc>
+          <w:tcPr>
+            <w:tcW w:type="dxa" w:w="1600"/>
+            <w:shd w:fill="F5F7FA" w:val="clear"/>
+            <w:tcMar>
+              <w:top w:type="dxa" w:w="80"/>
+              <w:left w:type="dxa" w:w="110"/>
+              <w:bottom w:type="dxa" w:w="80"/>
+              <w:right w:type="dxa" w:w="110"/>
+            </w:tcMar>
+          </w:tcPr>
+          <w:p>
+            <w:pPr>
+              <w:spacing w:after="0"/>
+            </w:pPr>
+            <w:r>
+              <w:rPr>
+                <w:b w:val="false"/>
+                <w:bCs w:val="false"/>
+                <w:sz w:val="19"/>
+                <w:szCs w:val="19"/>
+              </w:rPr>
+              <w:t xml:space="preserve">14</w:t>
+            </w:r>
+          </w:p>
+        </w:tc>
+        <w:tc>
+          <w:tcPr>
+            <w:tcW w:type="dxa" w:w="1600"/>
+            <w:shd w:fill="F5F7FA" w:val="clear"/>
+            <w:tcMar>
+              <w:top w:type="dxa" w:w="80"/>
+              <w:left w:type="dxa" w:w="110"/>
+              <w:bottom w:type="dxa" w:w="80"/>
+              <w:right w:type="dxa" w:w="110"/>
+            </w:tcMar>
+          </w:tcPr>
+          <w:p>
+            <w:pPr>
+              <w:spacing w:after="0"/>
+            </w:pPr>
+            <w:r>
+              <w:rPr>
+                <w:b w:val="false"/>
+                <w:bCs w:val="false"/>
+                <w:sz w:val="19"/>
+                <w:szCs w:val="19"/>
+              </w:rPr>
+              <w:t xml:space="preserve"/>
+            </w:r>
+          </w:p>
+        </w:tc>
+        <w:tc>
+          <w:tcPr>
+            <w:tcW w:type="dxa" w:w="1600"/>
+            <w:shd w:fill="F5F7FA" w:val="clear"/>
+            <w:tcMar>
+              <w:top w:type="dxa" w:w="80"/>
+              <w:left w:type="dxa" w:w="110"/>
+              <w:bottom w:type="dxa" w:w="80"/>
+              <w:right w:type="dxa" w:w="110"/>
+            </w:tcMar>
+          </w:tcPr>
+          <w:p>
+            <w:pPr>
+              <w:spacing w:after="0"/>
+            </w:pPr>
+            <w:r>
+              <w:rPr>
+                <w:b w:val="false"/>
+                <w:bCs w:val="false"/>
+                <w:sz w:val="19"/>
+                <w:szCs w:val="19"/>
+              </w:rPr>
+              <w:t xml:space="preserve"/>
+            </w:r>
+          </w:p>
+        </w:tc>
+        <w:tc>
+          <w:tcPr>
+            <w:tcW w:type="dxa" w:w="1600"/>
+            <w:shd w:fill="F5F7FA" w:val="clear"/>
+            <w:tcMar>
+              <w:top w:type="dxa" w:w="80"/>
+              <w:left w:type="dxa" w:w="110"/>
+              <w:bottom w:type="dxa" w:w="80"/>
+              <w:right w:type="dxa" w:w="110"/>
+            </w:tcMar>
+          </w:tcPr>
+          <w:p>
+            <w:pPr>
+              <w:spacing w:after="0"/>
+            </w:pPr>
+            <w:r>
+              <w:rPr>
+                <w:b w:val="false"/>
+                <w:bCs w:val="false"/>
+                <w:sz w:val="19"/>
+                <w:szCs w:val="19"/>
+              </w:rPr>
+              <w:t xml:space="preserve"/>
+            </w:r>
+          </w:p>
+        </w:tc>
+        <w:tc>
+          <w:tcPr>
+            <w:tcW w:type="dxa" w:w="5600"/>
+            <w:shd w:fill="F5F7FA" w:val="clear"/>
+            <w:tcMar>
+              <w:top w:type="dxa" w:w="80"/>
+              <w:left w:type="dxa" w:w="110"/>
+              <w:bottom w:type="dxa" w:w="80"/>
+              <w:right w:type="dxa" w:w="110"/>
+            </w:tcMar>
+          </w:tcPr>
+          <w:p>
+            <w:pPr>
+              <w:spacing w:after="0"/>
+            </w:pPr>
+            <w:r>
+              <w:rPr>
+                <w:b w:val="false"/>
+                <w:bCs w:val="false"/>
+                <w:sz w:val="19"/>
+                <w:szCs w:val="19"/>
+              </w:rPr>
+              <w:t xml:space="preserve"/>
+            </w:r>
+          </w:p>
+        </w:tc>
+      </w:tr>
+      <w:tr>
+        <w:tc>
+          <w:tcPr>
+            <w:tcW w:type="dxa" w:w="2600"/>
+            <w:tcMar>
+              <w:top w:type="dxa" w:w="80"/>
+              <w:left w:type="dxa" w:w="110"/>
+              <w:bottom w:type="dxa" w:w="80"/>
+              <w:right w:type="dxa" w:w="110"/>
+            </w:tcMar>
+          </w:tcPr>
+          <w:p>
+            <w:pPr>
+              <w:spacing w:after="0"/>
+            </w:pPr>
+            <w:r>
+              <w:rPr>
+                <w:b w:val="false"/>
+                <w:bCs w:val="false"/>
+                <w:sz w:val="19"/>
+                <w:szCs w:val="19"/>
+              </w:rPr>
+              <w:t xml:space="preserve">L. 案件移行</w:t>
+            </w:r>
+          </w:p>
+        </w:tc>
+        <w:tc>
+          <w:tcPr>
+            <w:tcW w:type="dxa" w:w="1600"/>
+            <w:tcMar>
+              <w:top w:type="dxa" w:w="80"/>
+              <w:left w:type="dxa" w:w="110"/>
+              <w:bottom w:type="dxa" w:w="80"/>
+              <w:right w:type="dxa" w:w="110"/>
+            </w:tcMar>
+          </w:tcPr>
+          <w:p>
+            <w:pPr>
+              <w:spacing w:after="0"/>
+            </w:pPr>
+            <w:r>
+              <w:rPr>
+                <w:b w:val="false"/>
+                <w:bCs w:val="false"/>
+                <w:sz w:val="19"/>
+                <w:szCs w:val="19"/>
+              </w:rPr>
+              <w:t xml:space="preserve">6</w:t>
+            </w:r>
+          </w:p>
+        </w:tc>
+        <w:tc>
+          <w:tcPr>
+            <w:tcW w:type="dxa" w:w="1600"/>
+            <w:tcMar>
+              <w:top w:type="dxa" w:w="80"/>
+              <w:left w:type="dxa" w:w="110"/>
+              <w:bottom w:type="dxa" w:w="80"/>
+              <w:right w:type="dxa" w:w="110"/>
+            </w:tcMar>
+          </w:tcPr>
+          <w:p>
+            <w:pPr>
+              <w:spacing w:after="0"/>
+            </w:pPr>
+            <w:r>
+              <w:rPr>
+                <w:b w:val="false"/>
+                <w:bCs w:val="false"/>
+                <w:sz w:val="19"/>
+                <w:szCs w:val="19"/>
+              </w:rPr>
+              <w:t xml:space="preserve"/>
+            </w:r>
+          </w:p>
+        </w:tc>
+        <w:tc>
+          <w:tcPr>
+            <w:tcW w:type="dxa" w:w="1600"/>
+            <w:tcMar>
+              <w:top w:type="dxa" w:w="80"/>
+              <w:left w:type="dxa" w:w="110"/>
+              <w:bottom w:type="dxa" w:w="80"/>
+              <w:right w:type="dxa" w:w="110"/>
+            </w:tcMar>
+          </w:tcPr>
+          <w:p>
+            <w:pPr>
+              <w:spacing w:after="0"/>
+            </w:pPr>
+            <w:r>
+              <w:rPr>
+                <w:b w:val="false"/>
+                <w:bCs w:val="false"/>
+                <w:sz w:val="19"/>
+                <w:szCs w:val="19"/>
+              </w:rPr>
+              <w:t xml:space="preserve"/>
+            </w:r>
+          </w:p>
+        </w:tc>
+        <w:tc>
+          <w:tcPr>
+            <w:tcW w:type="dxa" w:w="1600"/>
+            <w:tcMar>
+              <w:top w:type="dxa" w:w="80"/>
+              <w:left w:type="dxa" w:w="110"/>
+              <w:bottom w:type="dxa" w:w="80"/>
+              <w:right w:type="dxa" w:w="110"/>
+            </w:tcMar>
+          </w:tcPr>
+          <w:p>
+            <w:pPr>
+              <w:spacing w:after="0"/>
+            </w:pPr>
+            <w:r>
+              <w:rPr>
+                <w:b w:val="false"/>
+                <w:bCs w:val="false"/>
+                <w:sz w:val="19"/>
+                <w:szCs w:val="19"/>
+              </w:rPr>
+              <w:t xml:space="preserve"/>
+            </w:r>
+          </w:p>
+        </w:tc>
+        <w:tc>
+          <w:tcPr>
+            <w:tcW w:type="dxa" w:w="5600"/>
+            <w:tcMar>
+              <w:top w:type="dxa" w:w="80"/>
+              <w:left w:type="dxa" w:w="110"/>
+              <w:bottom w:type="dxa" w:w="80"/>
+              <w:right w:type="dxa" w:w="110"/>
+            </w:tcMar>
+          </w:tcPr>
+          <w:p>
+            <w:pPr>
+              <w:spacing w:after="0"/>
+            </w:pPr>
+            <w:r>
+              <w:rPr>
+                <w:b w:val="false"/>
+                <w:bCs w:val="false"/>
+                <w:sz w:val="19"/>
+                <w:szCs w:val="19"/>
+              </w:rPr>
+              <w:t xml:space="preserve"/>
+            </w:r>
+          </w:p>
+        </w:tc>
+      </w:tr>
+      <w:tr>
+        <w:tc>
+          <w:tcPr>
+            <w:tcW w:type="dxa" w:w="2600"/>
+            <w:shd w:fill="F5F7FA" w:val="clear"/>
+            <w:tcMar>
+              <w:top w:type="dxa" w:w="80"/>
+              <w:left w:type="dxa" w:w="110"/>
+              <w:bottom w:type="dxa" w:w="80"/>
+              <w:right w:type="dxa" w:w="110"/>
+            </w:tcMar>
+          </w:tcPr>
+          <w:p>
+            <w:pPr>
+              <w:spacing w:after="0"/>
+            </w:pPr>
+            <w:r>
+              <w:rPr>
+                <w:b w:val="false"/>
+                <w:bCs w:val="false"/>
+                <w:sz w:val="19"/>
+                <w:szCs w:val="19"/>
+              </w:rPr>
               <w:t xml:space="preserve">合計</w:t>
             </w:r>
           </w:p>
@@ -44013,7 +47010,7 @@
                 <w:sz w:val="19"/>
                 <w:szCs w:val="19"/>
               </w:rPr>
-              <w:t xml:space="preserve">102</w:t>
+              <w:t xml:space="preserve">194</w:t>
             </w:r>
           </w:p>
         </w:tc>
